--- a/Documentation/WIL Task 1 Documentation.docx
+++ b/Documentation/WIL Task 1 Documentation.docx
@@ -4,16 +4,72 @@
   <w:body>
     <w:p>
       <w:pPr>
-        <w:spacing w:before="1200"/>
+        <w:spacing w:before="400"/>
         <w:jc w:val="center"/>
-      </w:pPr>
-      <w:r>
-        <w:rPr>
-          <w:i/>
-          <w:iCs/>
-          <w:color w:val="888888"/>
-        </w:rPr>
-        <w:t>[CLIENT LOGO PLACEHOLDER]</w:t>
+        <w:rPr>
+          <w:b/>
+          <w:bCs/>
+          <w:sz w:val="28"/>
+          <w:szCs w:val="28"/>
+        </w:rPr>
+      </w:pPr>
+      <w:r>
+        <w:rPr>
+          <w:noProof/>
+        </w:rPr>
+        <w:drawing>
+          <wp:inline distT="0" distB="0" distL="0" distR="0" wp14:anchorId="717472B8" wp14:editId="7A69B141">
+            <wp:extent cx="1930400" cy="1873250"/>
+            <wp:effectExtent l="0" t="0" r="0" b="0"/>
+            <wp:docPr id="1129409781" name="Picture 2" descr="Kinsmen Barbers (@kinsmenbarbers) • Instagram"/>
+            <wp:cNvGraphicFramePr>
+              <a:graphicFrameLocks xmlns:a="http://schemas.openxmlformats.org/drawingml/2006/main" noChangeAspect="1"/>
+            </wp:cNvGraphicFramePr>
+            <a:graphic xmlns:a="http://schemas.openxmlformats.org/drawingml/2006/main">
+              <a:graphicData uri="http://schemas.openxmlformats.org/drawingml/2006/picture">
+                <pic:pic xmlns:pic="http://schemas.openxmlformats.org/drawingml/2006/picture">
+                  <pic:nvPicPr>
+                    <pic:cNvPr id="0" name="Picture 6" descr="Kinsmen Barbers (@kinsmenbarbers) • Instagram"/>
+                    <pic:cNvPicPr>
+                      <a:picLocks noChangeAspect="1" noChangeArrowheads="1"/>
+                    </pic:cNvPicPr>
+                  </pic:nvPicPr>
+                  <pic:blipFill rotWithShape="1">
+                    <a:blip r:embed="rId11">
+                      <a:extLst>
+                        <a:ext uri="{28A0092B-C50C-407E-A947-70E740481C1C}">
+                          <a14:useLocalDpi xmlns:a14="http://schemas.microsoft.com/office/drawing/2010/main" val="0"/>
+                        </a:ext>
+                      </a:extLst>
+                    </a:blip>
+                    <a:srcRect b="2960"/>
+                    <a:stretch>
+                      <a:fillRect/>
+                    </a:stretch>
+                  </pic:blipFill>
+                  <pic:spPr bwMode="auto">
+                    <a:xfrm>
+                      <a:off x="0" y="0"/>
+                      <a:ext cx="1930400" cy="1873250"/>
+                    </a:xfrm>
+                    <a:prstGeom prst="rect">
+                      <a:avLst/>
+                    </a:prstGeom>
+                    <a:noFill/>
+                    <a:ln>
+                      <a:noFill/>
+                    </a:ln>
+                    <a:extLst>
+                      <a:ext uri="{53640926-AAD7-44D8-BBD7-CCE9431645EC}">
+                        <a14:shadowObscured xmlns:a14="http://schemas.microsoft.com/office/drawing/2010/main"/>
+                      </a:ext>
+                    </a:extLst>
+                  </pic:spPr>
+                </pic:pic>
+              </a:graphicData>
+            </a:graphic>
+          </wp:inline>
+        </w:drawing>
       </w:r>
     </w:p>
     <w:p>
@@ -250,13 +306,8 @@
           </w:tcPr>
           <w:p>
             <w:r>
-              <w:t xml:space="preserve">Gregory </w:t>
-            </w:r>
-            <w:proofErr w:type="spellStart"/>
-            <w:r>
-              <w:t>Luyckfasseel</w:t>
-            </w:r>
-            <w:proofErr w:type="spellEnd"/>
+              <w:t>Gregory Luyckfasseel</w:t>
+            </w:r>
           </w:p>
         </w:tc>
         <w:tc>
@@ -287,8 +338,6 @@
       <w:r>
         <w:t>The Independent Institute of Education (IIE)</w:t>
       </w:r>
-    </w:p>
-    <w:p>
       <w:r>
         <w:br w:type="page"/>
       </w:r>
@@ -296,7 +345,7 @@
     <w:p>
       <w:pPr>
         <w:sectPr>
-          <w:footerReference w:type="default" r:id="rId11"/>
+          <w:footerReference w:type="default" r:id="rId12"/>
           <w:pgSz w:w="11906" w:h="16838"/>
           <w:pgMar w:top="1440" w:right="1440" w:bottom="1440" w:left="1440" w:header="708" w:footer="708" w:gutter="0"/>
           <w:cols w:space="720"/>
@@ -312,7 +361,7 @@
           <w:szCs w:val="30"/>
         </w:rPr>
       </w:pPr>
-      <w:bookmarkStart w:id="0" w:name="_Toc237590848"/>
+      <w:bookmarkStart w:id="0" w:name="_Toc237859763"/>
       <w:r>
         <w:rPr>
           <w:sz w:val="30"/>
@@ -322,6 +371,13 @@
         <w:t>Table of Contents</w:t>
       </w:r>
       <w:bookmarkEnd w:id="0"/>
+      <w:r>
+        <w:rPr>
+          <w:sz w:val="30"/>
+          <w:szCs w:val="30"/>
+        </w:rPr>
+        <w:t xml:space="preserve"> </w:t>
+      </w:r>
     </w:p>
     <w:sdt>
       <w:sdtPr>
@@ -339,6 +395,8 @@
               <w:rFonts w:asciiTheme="minorHAnsi" w:eastAsiaTheme="minorEastAsia" w:hAnsiTheme="minorHAnsi" w:cstheme="minorBidi"/>
               <w:noProof/>
               <w:kern w:val="2"/>
+              <w:sz w:val="24"/>
+              <w:szCs w:val="24"/>
               <w14:ligatures w14:val="standardContextual"/>
             </w:rPr>
           </w:pPr>
@@ -351,7 +409,7 @@
           <w:r>
             <w:fldChar w:fldCharType="separate"/>
           </w:r>
-          <w:hyperlink w:anchor="_Toc237590848" w:history="1">
+          <w:hyperlink w:anchor="_Toc237859763" w:history="1">
             <w:r>
               <w:rPr>
                 <w:rStyle w:val="Hyperlink"/>
@@ -375,7 +433,7 @@
               <w:rPr>
                 <w:noProof/>
               </w:rPr>
-              <w:instrText xml:space="preserve"> PAGEREF _Toc237590848 \h </w:instrText>
+              <w:instrText xml:space="preserve"> PAGEREF _Toc237859763 \h </w:instrText>
             </w:r>
             <w:r>
               <w:rPr>
@@ -412,10 +470,12 @@
               <w:rFonts w:asciiTheme="minorHAnsi" w:eastAsiaTheme="minorEastAsia" w:hAnsiTheme="minorHAnsi" w:cstheme="minorBidi"/>
               <w:noProof/>
               <w:kern w:val="2"/>
+              <w:sz w:val="24"/>
+              <w:szCs w:val="24"/>
               <w14:ligatures w14:val="standardContextual"/>
             </w:rPr>
           </w:pPr>
-          <w:hyperlink w:anchor="_Toc237590849" w:history="1">
+          <w:hyperlink w:anchor="_Toc237859764" w:history="1">
             <w:r>
               <w:rPr>
                 <w:rStyle w:val="Hyperlink"/>
@@ -439,7 +499,7 @@
               <w:rPr>
                 <w:noProof/>
               </w:rPr>
-              <w:instrText xml:space="preserve"> PAGEREF _Toc237590849 \h </w:instrText>
+              <w:instrText xml:space="preserve"> PAGEREF _Toc237859764 \h </w:instrText>
             </w:r>
             <w:r>
               <w:rPr>
@@ -456,7 +516,7 @@
               <w:rPr>
                 <w:noProof/>
               </w:rPr>
-              <w:t>4</w:t>
+              <w:t>5</w:t>
             </w:r>
             <w:r>
               <w:rPr>
@@ -476,10 +536,12 @@
               <w:rFonts w:asciiTheme="minorHAnsi" w:eastAsiaTheme="minorEastAsia" w:hAnsiTheme="minorHAnsi" w:cstheme="minorBidi"/>
               <w:noProof/>
               <w:kern w:val="2"/>
+              <w:sz w:val="24"/>
+              <w:szCs w:val="24"/>
               <w14:ligatures w14:val="standardContextual"/>
             </w:rPr>
           </w:pPr>
-          <w:hyperlink w:anchor="_Toc237590850" w:history="1">
+          <w:hyperlink w:anchor="_Toc237859765" w:history="1">
             <w:r>
               <w:rPr>
                 <w:rStyle w:val="Hyperlink"/>
@@ -503,7 +565,7 @@
               <w:rPr>
                 <w:noProof/>
               </w:rPr>
-              <w:instrText xml:space="preserve"> PAGEREF _Toc237590850 \h </w:instrText>
+              <w:instrText xml:space="preserve"> PAGEREF _Toc237859765 \h </w:instrText>
             </w:r>
             <w:r>
               <w:rPr>
@@ -520,7 +582,7 @@
               <w:rPr>
                 <w:noProof/>
               </w:rPr>
-              <w:t>5</w:t>
+              <w:t>6</w:t>
             </w:r>
             <w:r>
               <w:rPr>
@@ -540,10 +602,12 @@
               <w:rFonts w:asciiTheme="minorHAnsi" w:eastAsiaTheme="minorEastAsia" w:hAnsiTheme="minorHAnsi" w:cstheme="minorBidi"/>
               <w:noProof/>
               <w:kern w:val="2"/>
+              <w:sz w:val="24"/>
+              <w:szCs w:val="24"/>
               <w14:ligatures w14:val="standardContextual"/>
             </w:rPr>
           </w:pPr>
-          <w:hyperlink w:anchor="_Toc237590851" w:history="1">
+          <w:hyperlink w:anchor="_Toc237859766" w:history="1">
             <w:r>
               <w:rPr>
                 <w:rStyle w:val="Hyperlink"/>
@@ -567,7 +631,7 @@
               <w:rPr>
                 <w:noProof/>
               </w:rPr>
-              <w:instrText xml:space="preserve"> PAGEREF _Toc237590851 \h </w:instrText>
+              <w:instrText xml:space="preserve"> PAGEREF _Toc237859766 \h </w:instrText>
             </w:r>
             <w:r>
               <w:rPr>
@@ -584,7 +648,7 @@
               <w:rPr>
                 <w:noProof/>
               </w:rPr>
-              <w:t>5</w:t>
+              <w:t>6</w:t>
             </w:r>
             <w:r>
               <w:rPr>
@@ -604,10 +668,12 @@
               <w:rFonts w:asciiTheme="minorHAnsi" w:eastAsiaTheme="minorEastAsia" w:hAnsiTheme="minorHAnsi" w:cstheme="minorBidi"/>
               <w:noProof/>
               <w:kern w:val="2"/>
+              <w:sz w:val="24"/>
+              <w:szCs w:val="24"/>
               <w14:ligatures w14:val="standardContextual"/>
             </w:rPr>
           </w:pPr>
-          <w:hyperlink w:anchor="_Toc237590852" w:history="1">
+          <w:hyperlink w:anchor="_Toc237859767" w:history="1">
             <w:r>
               <w:rPr>
                 <w:rStyle w:val="Hyperlink"/>
@@ -631,7 +697,7 @@
               <w:rPr>
                 <w:noProof/>
               </w:rPr>
-              <w:instrText xml:space="preserve"> PAGEREF _Toc237590852 \h </w:instrText>
+              <w:instrText xml:space="preserve"> PAGEREF _Toc237859767 \h </w:instrText>
             </w:r>
             <w:r>
               <w:rPr>
@@ -648,7 +714,7 @@
               <w:rPr>
                 <w:noProof/>
               </w:rPr>
-              <w:t>5</w:t>
+              <w:t>6</w:t>
             </w:r>
             <w:r>
               <w:rPr>
@@ -668,10 +734,12 @@
               <w:rFonts w:asciiTheme="minorHAnsi" w:eastAsiaTheme="minorEastAsia" w:hAnsiTheme="minorHAnsi" w:cstheme="minorBidi"/>
               <w:noProof/>
               <w:kern w:val="2"/>
+              <w:sz w:val="24"/>
+              <w:szCs w:val="24"/>
               <w14:ligatures w14:val="standardContextual"/>
             </w:rPr>
           </w:pPr>
-          <w:hyperlink w:anchor="_Toc237590853" w:history="1">
+          <w:hyperlink w:anchor="_Toc237859768" w:history="1">
             <w:r>
               <w:rPr>
                 <w:rStyle w:val="Hyperlink"/>
@@ -695,7 +763,7 @@
               <w:rPr>
                 <w:noProof/>
               </w:rPr>
-              <w:instrText xml:space="preserve"> PAGEREF _Toc237590853 \h </w:instrText>
+              <w:instrText xml:space="preserve"> PAGEREF _Toc237859768 \h </w:instrText>
             </w:r>
             <w:r>
               <w:rPr>
@@ -712,7 +780,7 @@
               <w:rPr>
                 <w:noProof/>
               </w:rPr>
-              <w:t>7</w:t>
+              <w:t>9</w:t>
             </w:r>
             <w:r>
               <w:rPr>
@@ -732,10 +800,12 @@
               <w:rFonts w:asciiTheme="minorHAnsi" w:eastAsiaTheme="minorEastAsia" w:hAnsiTheme="minorHAnsi" w:cstheme="minorBidi"/>
               <w:noProof/>
               <w:kern w:val="2"/>
+              <w:sz w:val="24"/>
+              <w:szCs w:val="24"/>
               <w14:ligatures w14:val="standardContextual"/>
             </w:rPr>
           </w:pPr>
-          <w:hyperlink w:anchor="_Toc237590854" w:history="1">
+          <w:hyperlink w:anchor="_Toc237859769" w:history="1">
             <w:r>
               <w:rPr>
                 <w:rStyle w:val="Hyperlink"/>
@@ -759,7 +829,7 @@
               <w:rPr>
                 <w:noProof/>
               </w:rPr>
-              <w:instrText xml:space="preserve"> PAGEREF _Toc237590854 \h </w:instrText>
+              <w:instrText xml:space="preserve"> PAGEREF _Toc237859769 \h </w:instrText>
             </w:r>
             <w:r>
               <w:rPr>
@@ -776,7 +846,7 @@
               <w:rPr>
                 <w:noProof/>
               </w:rPr>
-              <w:t>8</w:t>
+              <w:t>10</w:t>
             </w:r>
             <w:r>
               <w:rPr>
@@ -796,10 +866,12 @@
               <w:rFonts w:asciiTheme="minorHAnsi" w:eastAsiaTheme="minorEastAsia" w:hAnsiTheme="minorHAnsi" w:cstheme="minorBidi"/>
               <w:noProof/>
               <w:kern w:val="2"/>
+              <w:sz w:val="24"/>
+              <w:szCs w:val="24"/>
               <w14:ligatures w14:val="standardContextual"/>
             </w:rPr>
           </w:pPr>
-          <w:hyperlink w:anchor="_Toc237590855" w:history="1">
+          <w:hyperlink w:anchor="_Toc237859770" w:history="1">
             <w:r>
               <w:rPr>
                 <w:rStyle w:val="Hyperlink"/>
@@ -823,7 +895,7 @@
               <w:rPr>
                 <w:noProof/>
               </w:rPr>
-              <w:instrText xml:space="preserve"> PAGEREF _Toc237590855 \h </w:instrText>
+              <w:instrText xml:space="preserve"> PAGEREF _Toc237859770 \h </w:instrText>
             </w:r>
             <w:r>
               <w:rPr>
@@ -840,7 +912,7 @@
               <w:rPr>
                 <w:noProof/>
               </w:rPr>
-              <w:t>11</w:t>
+              <w:t>14</w:t>
             </w:r>
             <w:r>
               <w:rPr>
@@ -860,10 +932,12 @@
               <w:rFonts w:asciiTheme="minorHAnsi" w:eastAsiaTheme="minorEastAsia" w:hAnsiTheme="minorHAnsi" w:cstheme="minorBidi"/>
               <w:noProof/>
               <w:kern w:val="2"/>
+              <w:sz w:val="24"/>
+              <w:szCs w:val="24"/>
               <w14:ligatures w14:val="standardContextual"/>
             </w:rPr>
           </w:pPr>
-          <w:hyperlink w:anchor="_Toc237590856" w:history="1">
+          <w:hyperlink w:anchor="_Toc237859771" w:history="1">
             <w:r>
               <w:rPr>
                 <w:rStyle w:val="Hyperlink"/>
@@ -887,7 +961,7 @@
               <w:rPr>
                 <w:noProof/>
               </w:rPr>
-              <w:instrText xml:space="preserve"> PAGEREF _Toc237590856 \h </w:instrText>
+              <w:instrText xml:space="preserve"> PAGEREF _Toc237859771 \h </w:instrText>
             </w:r>
             <w:r>
               <w:rPr>
@@ -904,7 +978,7 @@
               <w:rPr>
                 <w:noProof/>
               </w:rPr>
-              <w:t>11</w:t>
+              <w:t>14</w:t>
             </w:r>
             <w:r>
               <w:rPr>
@@ -924,10 +998,12 @@
               <w:rFonts w:asciiTheme="minorHAnsi" w:eastAsiaTheme="minorEastAsia" w:hAnsiTheme="minorHAnsi" w:cstheme="minorBidi"/>
               <w:noProof/>
               <w:kern w:val="2"/>
+              <w:sz w:val="24"/>
+              <w:szCs w:val="24"/>
               <w14:ligatures w14:val="standardContextual"/>
             </w:rPr>
           </w:pPr>
-          <w:hyperlink w:anchor="_Toc237590857" w:history="1">
+          <w:hyperlink w:anchor="_Toc237859772" w:history="1">
             <w:r>
               <w:rPr>
                 <w:rStyle w:val="Hyperlink"/>
@@ -951,7 +1027,7 @@
               <w:rPr>
                 <w:noProof/>
               </w:rPr>
-              <w:instrText xml:space="preserve"> PAGEREF _Toc237590857 \h </w:instrText>
+              <w:instrText xml:space="preserve"> PAGEREF _Toc237859772 \h </w:instrText>
             </w:r>
             <w:r>
               <w:rPr>
@@ -968,7 +1044,7 @@
               <w:rPr>
                 <w:noProof/>
               </w:rPr>
-              <w:t>11</w:t>
+              <w:t>14</w:t>
             </w:r>
             <w:r>
               <w:rPr>
@@ -988,10 +1064,12 @@
               <w:rFonts w:asciiTheme="minorHAnsi" w:eastAsiaTheme="minorEastAsia" w:hAnsiTheme="minorHAnsi" w:cstheme="minorBidi"/>
               <w:noProof/>
               <w:kern w:val="2"/>
+              <w:sz w:val="24"/>
+              <w:szCs w:val="24"/>
               <w14:ligatures w14:val="standardContextual"/>
             </w:rPr>
           </w:pPr>
-          <w:hyperlink w:anchor="_Toc237590858" w:history="1">
+          <w:hyperlink w:anchor="_Toc237859773" w:history="1">
             <w:r>
               <w:rPr>
                 <w:rStyle w:val="Hyperlink"/>
@@ -1015,7 +1093,7 @@
               <w:rPr>
                 <w:noProof/>
               </w:rPr>
-              <w:instrText xml:space="preserve"> PAGEREF _Toc237590858 \h </w:instrText>
+              <w:instrText xml:space="preserve"> PAGEREF _Toc237859773 \h </w:instrText>
             </w:r>
             <w:r>
               <w:rPr>
@@ -1032,7 +1110,7 @@
               <w:rPr>
                 <w:noProof/>
               </w:rPr>
-              <w:t>11</w:t>
+              <w:t>14</w:t>
             </w:r>
             <w:r>
               <w:rPr>
@@ -1052,10 +1130,12 @@
               <w:rFonts w:asciiTheme="minorHAnsi" w:eastAsiaTheme="minorEastAsia" w:hAnsiTheme="minorHAnsi" w:cstheme="minorBidi"/>
               <w:noProof/>
               <w:kern w:val="2"/>
+              <w:sz w:val="24"/>
+              <w:szCs w:val="24"/>
               <w14:ligatures w14:val="standardContextual"/>
             </w:rPr>
           </w:pPr>
-          <w:hyperlink w:anchor="_Toc237590859" w:history="1">
+          <w:hyperlink w:anchor="_Toc237859774" w:history="1">
             <w:r>
               <w:rPr>
                 <w:rStyle w:val="Hyperlink"/>
@@ -1079,7 +1159,7 @@
               <w:rPr>
                 <w:noProof/>
               </w:rPr>
-              <w:instrText xml:space="preserve"> PAGEREF _Toc237590859 \h </w:instrText>
+              <w:instrText xml:space="preserve"> PAGEREF _Toc237859774 \h </w:instrText>
             </w:r>
             <w:r>
               <w:rPr>
@@ -1096,7 +1176,7 @@
               <w:rPr>
                 <w:noProof/>
               </w:rPr>
-              <w:t>11</w:t>
+              <w:t>14</w:t>
             </w:r>
             <w:r>
               <w:rPr>
@@ -1116,10 +1196,12 @@
               <w:rFonts w:asciiTheme="minorHAnsi" w:eastAsiaTheme="minorEastAsia" w:hAnsiTheme="minorHAnsi" w:cstheme="minorBidi"/>
               <w:noProof/>
               <w:kern w:val="2"/>
+              <w:sz w:val="24"/>
+              <w:szCs w:val="24"/>
               <w14:ligatures w14:val="standardContextual"/>
             </w:rPr>
           </w:pPr>
-          <w:hyperlink w:anchor="_Toc237590860" w:history="1">
+          <w:hyperlink w:anchor="_Toc237859775" w:history="1">
             <w:r>
               <w:rPr>
                 <w:rStyle w:val="Hyperlink"/>
@@ -1143,7 +1225,7 @@
               <w:rPr>
                 <w:noProof/>
               </w:rPr>
-              <w:instrText xml:space="preserve"> PAGEREF _Toc237590860 \h </w:instrText>
+              <w:instrText xml:space="preserve"> PAGEREF _Toc237859775 \h </w:instrText>
             </w:r>
             <w:r>
               <w:rPr>
@@ -1160,7 +1242,7 @@
               <w:rPr>
                 <w:noProof/>
               </w:rPr>
-              <w:t>11</w:t>
+              <w:t>14</w:t>
             </w:r>
             <w:r>
               <w:rPr>
@@ -1180,10 +1262,12 @@
               <w:rFonts w:asciiTheme="minorHAnsi" w:eastAsiaTheme="minorEastAsia" w:hAnsiTheme="minorHAnsi" w:cstheme="minorBidi"/>
               <w:noProof/>
               <w:kern w:val="2"/>
+              <w:sz w:val="24"/>
+              <w:szCs w:val="24"/>
               <w14:ligatures w14:val="standardContextual"/>
             </w:rPr>
           </w:pPr>
-          <w:hyperlink w:anchor="_Toc237590861" w:history="1">
+          <w:hyperlink w:anchor="_Toc237859776" w:history="1">
             <w:r>
               <w:rPr>
                 <w:rStyle w:val="Hyperlink"/>
@@ -1207,7 +1291,7 @@
               <w:rPr>
                 <w:noProof/>
               </w:rPr>
-              <w:instrText xml:space="preserve"> PAGEREF _Toc237590861 \h </w:instrText>
+              <w:instrText xml:space="preserve"> PAGEREF _Toc237859776 \h </w:instrText>
             </w:r>
             <w:r>
               <w:rPr>
@@ -1224,7 +1308,7 @@
               <w:rPr>
                 <w:noProof/>
               </w:rPr>
-              <w:t>12</w:t>
+              <w:t>15</w:t>
             </w:r>
             <w:r>
               <w:rPr>
@@ -1244,10 +1328,12 @@
               <w:rFonts w:asciiTheme="minorHAnsi" w:eastAsiaTheme="minorEastAsia" w:hAnsiTheme="minorHAnsi" w:cstheme="minorBidi"/>
               <w:noProof/>
               <w:kern w:val="2"/>
+              <w:sz w:val="24"/>
+              <w:szCs w:val="24"/>
               <w14:ligatures w14:val="standardContextual"/>
             </w:rPr>
           </w:pPr>
-          <w:hyperlink w:anchor="_Toc237590862" w:history="1">
+          <w:hyperlink w:anchor="_Toc237859777" w:history="1">
             <w:r>
               <w:rPr>
                 <w:rStyle w:val="Hyperlink"/>
@@ -1271,7 +1357,7 @@
               <w:rPr>
                 <w:noProof/>
               </w:rPr>
-              <w:instrText xml:space="preserve"> PAGEREF _Toc237590862 \h </w:instrText>
+              <w:instrText xml:space="preserve"> PAGEREF _Toc237859777 \h </w:instrText>
             </w:r>
             <w:r>
               <w:rPr>
@@ -1288,7 +1374,7 @@
               <w:rPr>
                 <w:noProof/>
               </w:rPr>
-              <w:t>12</w:t>
+              <w:t>15</w:t>
             </w:r>
             <w:r>
               <w:rPr>
@@ -1308,10 +1394,12 @@
               <w:rFonts w:asciiTheme="minorHAnsi" w:eastAsiaTheme="minorEastAsia" w:hAnsiTheme="minorHAnsi" w:cstheme="minorBidi"/>
               <w:noProof/>
               <w:kern w:val="2"/>
+              <w:sz w:val="24"/>
+              <w:szCs w:val="24"/>
               <w14:ligatures w14:val="standardContextual"/>
             </w:rPr>
           </w:pPr>
-          <w:hyperlink w:anchor="_Toc237590863" w:history="1">
+          <w:hyperlink w:anchor="_Toc237859778" w:history="1">
             <w:r>
               <w:rPr>
                 <w:rStyle w:val="Hyperlink"/>
@@ -1335,7 +1423,7 @@
               <w:rPr>
                 <w:noProof/>
               </w:rPr>
-              <w:instrText xml:space="preserve"> PAGEREF _Toc237590863 \h </w:instrText>
+              <w:instrText xml:space="preserve"> PAGEREF _Toc237859778 \h </w:instrText>
             </w:r>
             <w:r>
               <w:rPr>
@@ -1352,7 +1440,7 @@
               <w:rPr>
                 <w:noProof/>
               </w:rPr>
-              <w:t>12</w:t>
+              <w:t>15</w:t>
             </w:r>
             <w:r>
               <w:rPr>
@@ -1372,10 +1460,12 @@
               <w:rFonts w:asciiTheme="minorHAnsi" w:eastAsiaTheme="minorEastAsia" w:hAnsiTheme="minorHAnsi" w:cstheme="minorBidi"/>
               <w:noProof/>
               <w:kern w:val="2"/>
+              <w:sz w:val="24"/>
+              <w:szCs w:val="24"/>
               <w14:ligatures w14:val="standardContextual"/>
             </w:rPr>
           </w:pPr>
-          <w:hyperlink w:anchor="_Toc237590864" w:history="1">
+          <w:hyperlink w:anchor="_Toc237859779" w:history="1">
             <w:r>
               <w:rPr>
                 <w:rStyle w:val="Hyperlink"/>
@@ -1399,7 +1489,7 @@
               <w:rPr>
                 <w:noProof/>
               </w:rPr>
-              <w:instrText xml:space="preserve"> PAGEREF _Toc237590864 \h </w:instrText>
+              <w:instrText xml:space="preserve"> PAGEREF _Toc237859779 \h </w:instrText>
             </w:r>
             <w:r>
               <w:rPr>
@@ -1416,7 +1506,7 @@
               <w:rPr>
                 <w:noProof/>
               </w:rPr>
-              <w:t>13</w:t>
+              <w:t>16</w:t>
             </w:r>
             <w:r>
               <w:rPr>
@@ -1436,10 +1526,12 @@
               <w:rFonts w:asciiTheme="minorHAnsi" w:eastAsiaTheme="minorEastAsia" w:hAnsiTheme="minorHAnsi" w:cstheme="minorBidi"/>
               <w:noProof/>
               <w:kern w:val="2"/>
+              <w:sz w:val="24"/>
+              <w:szCs w:val="24"/>
               <w14:ligatures w14:val="standardContextual"/>
             </w:rPr>
           </w:pPr>
-          <w:hyperlink w:anchor="_Toc237590865" w:history="1">
+          <w:hyperlink w:anchor="_Toc237859780" w:history="1">
             <w:r>
               <w:rPr>
                 <w:rStyle w:val="Hyperlink"/>
@@ -1463,7 +1555,7 @@
               <w:rPr>
                 <w:noProof/>
               </w:rPr>
-              <w:instrText xml:space="preserve"> PAGEREF _Toc237590865 \h </w:instrText>
+              <w:instrText xml:space="preserve"> PAGEREF _Toc237859780 \h </w:instrText>
             </w:r>
             <w:r>
               <w:rPr>
@@ -1480,7 +1572,7 @@
               <w:rPr>
                 <w:noProof/>
               </w:rPr>
-              <w:t>13</w:t>
+              <w:t>16</w:t>
             </w:r>
             <w:r>
               <w:rPr>
@@ -1500,10 +1592,12 @@
               <w:rFonts w:asciiTheme="minorHAnsi" w:eastAsiaTheme="minorEastAsia" w:hAnsiTheme="minorHAnsi" w:cstheme="minorBidi"/>
               <w:noProof/>
               <w:kern w:val="2"/>
+              <w:sz w:val="24"/>
+              <w:szCs w:val="24"/>
               <w14:ligatures w14:val="standardContextual"/>
             </w:rPr>
           </w:pPr>
-          <w:hyperlink w:anchor="_Toc237590866" w:history="1">
+          <w:hyperlink w:anchor="_Toc237859781" w:history="1">
             <w:r>
               <w:rPr>
                 <w:rStyle w:val="Hyperlink"/>
@@ -1527,7 +1621,7 @@
               <w:rPr>
                 <w:noProof/>
               </w:rPr>
-              <w:instrText xml:space="preserve"> PAGEREF _Toc237590866 \h </w:instrText>
+              <w:instrText xml:space="preserve"> PAGEREF _Toc237859781 \h </w:instrText>
             </w:r>
             <w:r>
               <w:rPr>
@@ -1544,7 +1638,7 @@
               <w:rPr>
                 <w:noProof/>
               </w:rPr>
-              <w:t>13</w:t>
+              <w:t>16</w:t>
             </w:r>
             <w:r>
               <w:rPr>
@@ -1564,10 +1658,12 @@
               <w:rFonts w:asciiTheme="minorHAnsi" w:eastAsiaTheme="minorEastAsia" w:hAnsiTheme="minorHAnsi" w:cstheme="minorBidi"/>
               <w:noProof/>
               <w:kern w:val="2"/>
+              <w:sz w:val="24"/>
+              <w:szCs w:val="24"/>
               <w14:ligatures w14:val="standardContextual"/>
             </w:rPr>
           </w:pPr>
-          <w:hyperlink w:anchor="_Toc237590867" w:history="1">
+          <w:hyperlink w:anchor="_Toc237859782" w:history="1">
             <w:r>
               <w:rPr>
                 <w:rStyle w:val="Hyperlink"/>
@@ -1591,7 +1687,7 @@
               <w:rPr>
                 <w:noProof/>
               </w:rPr>
-              <w:instrText xml:space="preserve"> PAGEREF _Toc237590867 \h </w:instrText>
+              <w:instrText xml:space="preserve"> PAGEREF _Toc237859782 \h </w:instrText>
             </w:r>
             <w:r>
               <w:rPr>
@@ -1608,7 +1704,7 @@
               <w:rPr>
                 <w:noProof/>
               </w:rPr>
-              <w:t>14</w:t>
+              <w:t>17</w:t>
             </w:r>
             <w:r>
               <w:rPr>
@@ -1628,10 +1724,12 @@
               <w:rFonts w:asciiTheme="minorHAnsi" w:eastAsiaTheme="minorEastAsia" w:hAnsiTheme="minorHAnsi" w:cstheme="minorBidi"/>
               <w:noProof/>
               <w:kern w:val="2"/>
+              <w:sz w:val="24"/>
+              <w:szCs w:val="24"/>
               <w14:ligatures w14:val="standardContextual"/>
             </w:rPr>
           </w:pPr>
-          <w:hyperlink w:anchor="_Toc237590868" w:history="1">
+          <w:hyperlink w:anchor="_Toc237859783" w:history="1">
             <w:r>
               <w:rPr>
                 <w:rStyle w:val="Hyperlink"/>
@@ -1655,7 +1753,7 @@
               <w:rPr>
                 <w:noProof/>
               </w:rPr>
-              <w:instrText xml:space="preserve"> PAGEREF _Toc237590868 \h </w:instrText>
+              <w:instrText xml:space="preserve"> PAGEREF _Toc237859783 \h </w:instrText>
             </w:r>
             <w:r>
               <w:rPr>
@@ -1672,7 +1770,7 @@
               <w:rPr>
                 <w:noProof/>
               </w:rPr>
-              <w:t>15</w:t>
+              <w:t>18</w:t>
             </w:r>
             <w:r>
               <w:rPr>
@@ -1692,10 +1790,12 @@
               <w:rFonts w:asciiTheme="minorHAnsi" w:eastAsiaTheme="minorEastAsia" w:hAnsiTheme="minorHAnsi" w:cstheme="minorBidi"/>
               <w:noProof/>
               <w:kern w:val="2"/>
+              <w:sz w:val="24"/>
+              <w:szCs w:val="24"/>
               <w14:ligatures w14:val="standardContextual"/>
             </w:rPr>
           </w:pPr>
-          <w:hyperlink w:anchor="_Toc237590869" w:history="1">
+          <w:hyperlink w:anchor="_Toc237859784" w:history="1">
             <w:r>
               <w:rPr>
                 <w:rStyle w:val="Hyperlink"/>
@@ -1719,7 +1819,7 @@
               <w:rPr>
                 <w:noProof/>
               </w:rPr>
-              <w:instrText xml:space="preserve"> PAGEREF _Toc237590869 \h </w:instrText>
+              <w:instrText xml:space="preserve"> PAGEREF _Toc237859784 \h </w:instrText>
             </w:r>
             <w:r>
               <w:rPr>
@@ -1736,7 +1836,7 @@
               <w:rPr>
                 <w:noProof/>
               </w:rPr>
-              <w:t>16</w:t>
+              <w:t>19</w:t>
             </w:r>
             <w:r>
               <w:rPr>
@@ -1756,10 +1856,12 @@
               <w:rFonts w:asciiTheme="minorHAnsi" w:eastAsiaTheme="minorEastAsia" w:hAnsiTheme="minorHAnsi" w:cstheme="minorBidi"/>
               <w:noProof/>
               <w:kern w:val="2"/>
+              <w:sz w:val="24"/>
+              <w:szCs w:val="24"/>
               <w14:ligatures w14:val="standardContextual"/>
             </w:rPr>
           </w:pPr>
-          <w:hyperlink w:anchor="_Toc237590870" w:history="1">
+          <w:hyperlink w:anchor="_Toc237859785" w:history="1">
             <w:r>
               <w:rPr>
                 <w:rStyle w:val="Hyperlink"/>
@@ -1783,7 +1885,7 @@
               <w:rPr>
                 <w:noProof/>
               </w:rPr>
-              <w:instrText xml:space="preserve"> PAGEREF _Toc237590870 \h </w:instrText>
+              <w:instrText xml:space="preserve"> PAGEREF _Toc237859785 \h </w:instrText>
             </w:r>
             <w:r>
               <w:rPr>
@@ -1800,7 +1902,7 @@
               <w:rPr>
                 <w:noProof/>
               </w:rPr>
-              <w:t>16</w:t>
+              <w:t>19</w:t>
             </w:r>
             <w:r>
               <w:rPr>
@@ -1820,10 +1922,12 @@
               <w:rFonts w:asciiTheme="minorHAnsi" w:eastAsiaTheme="minorEastAsia" w:hAnsiTheme="minorHAnsi" w:cstheme="minorBidi"/>
               <w:noProof/>
               <w:kern w:val="2"/>
+              <w:sz w:val="24"/>
+              <w:szCs w:val="24"/>
               <w14:ligatures w14:val="standardContextual"/>
             </w:rPr>
           </w:pPr>
-          <w:hyperlink w:anchor="_Toc237590871" w:history="1">
+          <w:hyperlink w:anchor="_Toc237859786" w:history="1">
             <w:r>
               <w:rPr>
                 <w:rStyle w:val="Hyperlink"/>
@@ -1847,7 +1951,7 @@
               <w:rPr>
                 <w:noProof/>
               </w:rPr>
-              <w:instrText xml:space="preserve"> PAGEREF _Toc237590871 \h </w:instrText>
+              <w:instrText xml:space="preserve"> PAGEREF _Toc237859786 \h </w:instrText>
             </w:r>
             <w:r>
               <w:rPr>
@@ -1864,7 +1968,7 @@
               <w:rPr>
                 <w:noProof/>
               </w:rPr>
-              <w:t>16</w:t>
+              <w:t>19</w:t>
             </w:r>
             <w:r>
               <w:rPr>
@@ -1884,10 +1988,12 @@
               <w:rFonts w:asciiTheme="minorHAnsi" w:eastAsiaTheme="minorEastAsia" w:hAnsiTheme="minorHAnsi" w:cstheme="minorBidi"/>
               <w:noProof/>
               <w:kern w:val="2"/>
+              <w:sz w:val="24"/>
+              <w:szCs w:val="24"/>
               <w14:ligatures w14:val="standardContextual"/>
             </w:rPr>
           </w:pPr>
-          <w:hyperlink w:anchor="_Toc237590872" w:history="1">
+          <w:hyperlink w:anchor="_Toc237859787" w:history="1">
             <w:r>
               <w:rPr>
                 <w:rStyle w:val="Hyperlink"/>
@@ -1911,7 +2017,7 @@
               <w:rPr>
                 <w:noProof/>
               </w:rPr>
-              <w:instrText xml:space="preserve"> PAGEREF _Toc237590872 \h </w:instrText>
+              <w:instrText xml:space="preserve"> PAGEREF _Toc237859787 \h </w:instrText>
             </w:r>
             <w:r>
               <w:rPr>
@@ -1928,7 +2034,7 @@
               <w:rPr>
                 <w:noProof/>
               </w:rPr>
-              <w:t>17</w:t>
+              <w:t>20</w:t>
             </w:r>
             <w:r>
               <w:rPr>
@@ -1948,10 +2054,12 @@
               <w:rFonts w:asciiTheme="minorHAnsi" w:eastAsiaTheme="minorEastAsia" w:hAnsiTheme="minorHAnsi" w:cstheme="minorBidi"/>
               <w:noProof/>
               <w:kern w:val="2"/>
+              <w:sz w:val="24"/>
+              <w:szCs w:val="24"/>
               <w14:ligatures w14:val="standardContextual"/>
             </w:rPr>
           </w:pPr>
-          <w:hyperlink w:anchor="_Toc237590873" w:history="1">
+          <w:hyperlink w:anchor="_Toc237859788" w:history="1">
             <w:r>
               <w:rPr>
                 <w:rStyle w:val="Hyperlink"/>
@@ -1975,7 +2083,7 @@
               <w:rPr>
                 <w:noProof/>
               </w:rPr>
-              <w:instrText xml:space="preserve"> PAGEREF _Toc237590873 \h </w:instrText>
+              <w:instrText xml:space="preserve"> PAGEREF _Toc237859788 \h </w:instrText>
             </w:r>
             <w:r>
               <w:rPr>
@@ -1992,7 +2100,7 @@
               <w:rPr>
                 <w:noProof/>
               </w:rPr>
-              <w:t>18</w:t>
+              <w:t>21</w:t>
             </w:r>
             <w:r>
               <w:rPr>
@@ -2012,10 +2120,12 @@
               <w:rFonts w:asciiTheme="minorHAnsi" w:eastAsiaTheme="minorEastAsia" w:hAnsiTheme="minorHAnsi" w:cstheme="minorBidi"/>
               <w:noProof/>
               <w:kern w:val="2"/>
+              <w:sz w:val="24"/>
+              <w:szCs w:val="24"/>
               <w14:ligatures w14:val="standardContextual"/>
             </w:rPr>
           </w:pPr>
-          <w:hyperlink w:anchor="_Toc237590874" w:history="1">
+          <w:hyperlink w:anchor="_Toc237859789" w:history="1">
             <w:r>
               <w:rPr>
                 <w:rStyle w:val="Hyperlink"/>
@@ -2039,7 +2149,7 @@
               <w:rPr>
                 <w:noProof/>
               </w:rPr>
-              <w:instrText xml:space="preserve"> PAGEREF _Toc237590874 \h </w:instrText>
+              <w:instrText xml:space="preserve"> PAGEREF _Toc237859789 \h </w:instrText>
             </w:r>
             <w:r>
               <w:rPr>
@@ -2056,7 +2166,7 @@
               <w:rPr>
                 <w:noProof/>
               </w:rPr>
-              <w:t>18</w:t>
+              <w:t>21</w:t>
             </w:r>
             <w:r>
               <w:rPr>
@@ -2076,10 +2186,12 @@
               <w:rFonts w:asciiTheme="minorHAnsi" w:eastAsiaTheme="minorEastAsia" w:hAnsiTheme="minorHAnsi" w:cstheme="minorBidi"/>
               <w:noProof/>
               <w:kern w:val="2"/>
+              <w:sz w:val="24"/>
+              <w:szCs w:val="24"/>
               <w14:ligatures w14:val="standardContextual"/>
             </w:rPr>
           </w:pPr>
-          <w:hyperlink w:anchor="_Toc237590875" w:history="1">
+          <w:hyperlink w:anchor="_Toc237859790" w:history="1">
             <w:r>
               <w:rPr>
                 <w:rStyle w:val="Hyperlink"/>
@@ -2103,7 +2215,7 @@
               <w:rPr>
                 <w:noProof/>
               </w:rPr>
-              <w:instrText xml:space="preserve"> PAGEREF _Toc237590875 \h </w:instrText>
+              <w:instrText xml:space="preserve"> PAGEREF _Toc237859790 \h </w:instrText>
             </w:r>
             <w:r>
               <w:rPr>
@@ -2120,7 +2232,7 @@
               <w:rPr>
                 <w:noProof/>
               </w:rPr>
-              <w:t>18</w:t>
+              <w:t>21</w:t>
             </w:r>
             <w:r>
               <w:rPr>
@@ -2140,10 +2252,12 @@
               <w:rFonts w:asciiTheme="minorHAnsi" w:eastAsiaTheme="minorEastAsia" w:hAnsiTheme="minorHAnsi" w:cstheme="minorBidi"/>
               <w:noProof/>
               <w:kern w:val="2"/>
+              <w:sz w:val="24"/>
+              <w:szCs w:val="24"/>
               <w14:ligatures w14:val="standardContextual"/>
             </w:rPr>
           </w:pPr>
-          <w:hyperlink w:anchor="_Toc237590876" w:history="1">
+          <w:hyperlink w:anchor="_Toc237859791" w:history="1">
             <w:r>
               <w:rPr>
                 <w:rStyle w:val="Hyperlink"/>
@@ -2167,7 +2281,7 @@
               <w:rPr>
                 <w:noProof/>
               </w:rPr>
-              <w:instrText xml:space="preserve"> PAGEREF _Toc237590876 \h </w:instrText>
+              <w:instrText xml:space="preserve"> PAGEREF _Toc237859791 \h </w:instrText>
             </w:r>
             <w:r>
               <w:rPr>
@@ -2184,7 +2298,7 @@
               <w:rPr>
                 <w:noProof/>
               </w:rPr>
-              <w:t>19</w:t>
+              <w:t>22</w:t>
             </w:r>
             <w:r>
               <w:rPr>
@@ -2204,10 +2318,12 @@
               <w:rFonts w:asciiTheme="minorHAnsi" w:eastAsiaTheme="minorEastAsia" w:hAnsiTheme="minorHAnsi" w:cstheme="minorBidi"/>
               <w:noProof/>
               <w:kern w:val="2"/>
+              <w:sz w:val="24"/>
+              <w:szCs w:val="24"/>
               <w14:ligatures w14:val="standardContextual"/>
             </w:rPr>
           </w:pPr>
-          <w:hyperlink w:anchor="_Toc237590877" w:history="1">
+          <w:hyperlink w:anchor="_Toc237859792" w:history="1">
             <w:r>
               <w:rPr>
                 <w:rStyle w:val="Hyperlink"/>
@@ -2231,7 +2347,7 @@
               <w:rPr>
                 <w:noProof/>
               </w:rPr>
-              <w:instrText xml:space="preserve"> PAGEREF _Toc237590877 \h </w:instrText>
+              <w:instrText xml:space="preserve"> PAGEREF _Toc237859792 \h </w:instrText>
             </w:r>
             <w:r>
               <w:rPr>
@@ -2248,7 +2364,7 @@
               <w:rPr>
                 <w:noProof/>
               </w:rPr>
-              <w:t>21</w:t>
+              <w:t>24</w:t>
             </w:r>
             <w:r>
               <w:rPr>
@@ -2268,10 +2384,12 @@
               <w:rFonts w:asciiTheme="minorHAnsi" w:eastAsiaTheme="minorEastAsia" w:hAnsiTheme="minorHAnsi" w:cstheme="minorBidi"/>
               <w:noProof/>
               <w:kern w:val="2"/>
+              <w:sz w:val="24"/>
+              <w:szCs w:val="24"/>
               <w14:ligatures w14:val="standardContextual"/>
             </w:rPr>
           </w:pPr>
-          <w:hyperlink w:anchor="_Toc237590878" w:history="1">
+          <w:hyperlink w:anchor="_Toc237859793" w:history="1">
             <w:r>
               <w:rPr>
                 <w:rStyle w:val="Hyperlink"/>
@@ -2295,7 +2413,7 @@
               <w:rPr>
                 <w:noProof/>
               </w:rPr>
-              <w:instrText xml:space="preserve"> PAGEREF _Toc237590878 \h </w:instrText>
+              <w:instrText xml:space="preserve"> PAGEREF _Toc237859793 \h </w:instrText>
             </w:r>
             <w:r>
               <w:rPr>
@@ -2312,7 +2430,7 @@
               <w:rPr>
                 <w:noProof/>
               </w:rPr>
-              <w:t>21</w:t>
+              <w:t>24</w:t>
             </w:r>
             <w:r>
               <w:rPr>
@@ -2332,10 +2450,12 @@
               <w:rFonts w:asciiTheme="minorHAnsi" w:eastAsiaTheme="minorEastAsia" w:hAnsiTheme="minorHAnsi" w:cstheme="minorBidi"/>
               <w:noProof/>
               <w:kern w:val="2"/>
+              <w:sz w:val="24"/>
+              <w:szCs w:val="24"/>
               <w14:ligatures w14:val="standardContextual"/>
             </w:rPr>
           </w:pPr>
-          <w:hyperlink w:anchor="_Toc237590879" w:history="1">
+          <w:hyperlink w:anchor="_Toc237859794" w:history="1">
             <w:r>
               <w:rPr>
                 <w:rStyle w:val="Hyperlink"/>
@@ -2359,7 +2479,7 @@
               <w:rPr>
                 <w:noProof/>
               </w:rPr>
-              <w:instrText xml:space="preserve"> PAGEREF _Toc237590879 \h </w:instrText>
+              <w:instrText xml:space="preserve"> PAGEREF _Toc237859794 \h </w:instrText>
             </w:r>
             <w:r>
               <w:rPr>
@@ -2376,7 +2496,7 @@
               <w:rPr>
                 <w:noProof/>
               </w:rPr>
-              <w:t>21</w:t>
+              <w:t>24</w:t>
             </w:r>
             <w:r>
               <w:rPr>
@@ -2396,10 +2516,12 @@
               <w:rFonts w:asciiTheme="minorHAnsi" w:eastAsiaTheme="minorEastAsia" w:hAnsiTheme="minorHAnsi" w:cstheme="minorBidi"/>
               <w:noProof/>
               <w:kern w:val="2"/>
+              <w:sz w:val="24"/>
+              <w:szCs w:val="24"/>
               <w14:ligatures w14:val="standardContextual"/>
             </w:rPr>
           </w:pPr>
-          <w:hyperlink w:anchor="_Toc237590880" w:history="1">
+          <w:hyperlink w:anchor="_Toc237859795" w:history="1">
             <w:r>
               <w:rPr>
                 <w:rStyle w:val="Hyperlink"/>
@@ -2423,7 +2545,7 @@
               <w:rPr>
                 <w:noProof/>
               </w:rPr>
-              <w:instrText xml:space="preserve"> PAGEREF _Toc237590880 \h </w:instrText>
+              <w:instrText xml:space="preserve"> PAGEREF _Toc237859795 \h </w:instrText>
             </w:r>
             <w:r>
               <w:rPr>
@@ -2440,7 +2562,7 @@
               <w:rPr>
                 <w:noProof/>
               </w:rPr>
-              <w:t>21</w:t>
+              <w:t>24</w:t>
             </w:r>
             <w:r>
               <w:rPr>
@@ -2460,10 +2582,12 @@
               <w:rFonts w:asciiTheme="minorHAnsi" w:eastAsiaTheme="minorEastAsia" w:hAnsiTheme="minorHAnsi" w:cstheme="minorBidi"/>
               <w:noProof/>
               <w:kern w:val="2"/>
+              <w:sz w:val="24"/>
+              <w:szCs w:val="24"/>
               <w14:ligatures w14:val="standardContextual"/>
             </w:rPr>
           </w:pPr>
-          <w:hyperlink w:anchor="_Toc237590881" w:history="1">
+          <w:hyperlink w:anchor="_Toc237859796" w:history="1">
             <w:r>
               <w:rPr>
                 <w:rStyle w:val="Hyperlink"/>
@@ -2487,7 +2611,7 @@
               <w:rPr>
                 <w:noProof/>
               </w:rPr>
-              <w:instrText xml:space="preserve"> PAGEREF _Toc237590881 \h </w:instrText>
+              <w:instrText xml:space="preserve"> PAGEREF _Toc237859796 \h </w:instrText>
             </w:r>
             <w:r>
               <w:rPr>
@@ -2504,7 +2628,7 @@
               <w:rPr>
                 <w:noProof/>
               </w:rPr>
-              <w:t>21</w:t>
+              <w:t>24</w:t>
             </w:r>
             <w:r>
               <w:rPr>
@@ -2524,10 +2648,12 @@
               <w:rFonts w:asciiTheme="minorHAnsi" w:eastAsiaTheme="minorEastAsia" w:hAnsiTheme="minorHAnsi" w:cstheme="minorBidi"/>
               <w:noProof/>
               <w:kern w:val="2"/>
+              <w:sz w:val="24"/>
+              <w:szCs w:val="24"/>
               <w14:ligatures w14:val="standardContextual"/>
             </w:rPr>
           </w:pPr>
-          <w:hyperlink w:anchor="_Toc237590882" w:history="1">
+          <w:hyperlink w:anchor="_Toc237859797" w:history="1">
             <w:r>
               <w:rPr>
                 <w:rStyle w:val="Hyperlink"/>
@@ -2551,7 +2677,7 @@
               <w:rPr>
                 <w:noProof/>
               </w:rPr>
-              <w:instrText xml:space="preserve"> PAGEREF _Toc237590882 \h </w:instrText>
+              <w:instrText xml:space="preserve"> PAGEREF _Toc237859797 \h </w:instrText>
             </w:r>
             <w:r>
               <w:rPr>
@@ -2568,7 +2694,7 @@
               <w:rPr>
                 <w:noProof/>
               </w:rPr>
-              <w:t>21</w:t>
+              <w:t>24</w:t>
             </w:r>
             <w:r>
               <w:rPr>
@@ -2588,10 +2714,12 @@
               <w:rFonts w:asciiTheme="minorHAnsi" w:eastAsiaTheme="minorEastAsia" w:hAnsiTheme="minorHAnsi" w:cstheme="minorBidi"/>
               <w:noProof/>
               <w:kern w:val="2"/>
+              <w:sz w:val="24"/>
+              <w:szCs w:val="24"/>
               <w14:ligatures w14:val="standardContextual"/>
             </w:rPr>
           </w:pPr>
-          <w:hyperlink w:anchor="_Toc237590883" w:history="1">
+          <w:hyperlink w:anchor="_Toc237859798" w:history="1">
             <w:r>
               <w:rPr>
                 <w:rStyle w:val="Hyperlink"/>
@@ -2615,7 +2743,7 @@
               <w:rPr>
                 <w:noProof/>
               </w:rPr>
-              <w:instrText xml:space="preserve"> PAGEREF _Toc237590883 \h </w:instrText>
+              <w:instrText xml:space="preserve"> PAGEREF _Toc237859798 \h </w:instrText>
             </w:r>
             <w:r>
               <w:rPr>
@@ -2632,7 +2760,7 @@
               <w:rPr>
                 <w:noProof/>
               </w:rPr>
-              <w:t>21</w:t>
+              <w:t>25</w:t>
             </w:r>
             <w:r>
               <w:rPr>
@@ -2652,10 +2780,12 @@
               <w:rFonts w:asciiTheme="minorHAnsi" w:eastAsiaTheme="minorEastAsia" w:hAnsiTheme="minorHAnsi" w:cstheme="minorBidi"/>
               <w:noProof/>
               <w:kern w:val="2"/>
+              <w:sz w:val="24"/>
+              <w:szCs w:val="24"/>
               <w14:ligatures w14:val="standardContextual"/>
             </w:rPr>
           </w:pPr>
-          <w:hyperlink w:anchor="_Toc237590884" w:history="1">
+          <w:hyperlink w:anchor="_Toc237859799" w:history="1">
             <w:r>
               <w:rPr>
                 <w:rStyle w:val="Hyperlink"/>
@@ -2679,7 +2809,7 @@
               <w:rPr>
                 <w:noProof/>
               </w:rPr>
-              <w:instrText xml:space="preserve"> PAGEREF _Toc237590884 \h </w:instrText>
+              <w:instrText xml:space="preserve"> PAGEREF _Toc237859799 \h </w:instrText>
             </w:r>
             <w:r>
               <w:rPr>
@@ -2696,7 +2826,7 @@
               <w:rPr>
                 <w:noProof/>
               </w:rPr>
-              <w:t>22</w:t>
+              <w:t>25</w:t>
             </w:r>
             <w:r>
               <w:rPr>
@@ -2716,10 +2846,12 @@
               <w:rFonts w:asciiTheme="minorHAnsi" w:eastAsiaTheme="minorEastAsia" w:hAnsiTheme="minorHAnsi" w:cstheme="minorBidi"/>
               <w:noProof/>
               <w:kern w:val="2"/>
+              <w:sz w:val="24"/>
+              <w:szCs w:val="24"/>
               <w14:ligatures w14:val="standardContextual"/>
             </w:rPr>
           </w:pPr>
-          <w:hyperlink w:anchor="_Toc237590885" w:history="1">
+          <w:hyperlink w:anchor="_Toc237859800" w:history="1">
             <w:r>
               <w:rPr>
                 <w:rStyle w:val="Hyperlink"/>
@@ -2743,7 +2875,7 @@
               <w:rPr>
                 <w:noProof/>
               </w:rPr>
-              <w:instrText xml:space="preserve"> PAGEREF _Toc237590885 \h </w:instrText>
+              <w:instrText xml:space="preserve"> PAGEREF _Toc237859800 \h </w:instrText>
             </w:r>
             <w:r>
               <w:rPr>
@@ -2760,7 +2892,7 @@
               <w:rPr>
                 <w:noProof/>
               </w:rPr>
-              <w:t>22</w:t>
+              <w:t>25</w:t>
             </w:r>
             <w:r>
               <w:rPr>
@@ -2780,10 +2912,12 @@
               <w:rFonts w:asciiTheme="minorHAnsi" w:eastAsiaTheme="minorEastAsia" w:hAnsiTheme="minorHAnsi" w:cstheme="minorBidi"/>
               <w:noProof/>
               <w:kern w:val="2"/>
+              <w:sz w:val="24"/>
+              <w:szCs w:val="24"/>
               <w14:ligatures w14:val="standardContextual"/>
             </w:rPr>
           </w:pPr>
-          <w:hyperlink w:anchor="_Toc237590886" w:history="1">
+          <w:hyperlink w:anchor="_Toc237859801" w:history="1">
             <w:r>
               <w:rPr>
                 <w:rStyle w:val="Hyperlink"/>
@@ -2807,7 +2941,7 @@
               <w:rPr>
                 <w:noProof/>
               </w:rPr>
-              <w:instrText xml:space="preserve"> PAGEREF _Toc237590886 \h </w:instrText>
+              <w:instrText xml:space="preserve"> PAGEREF _Toc237859801 \h </w:instrText>
             </w:r>
             <w:r>
               <w:rPr>
@@ -2824,7 +2958,7 @@
               <w:rPr>
                 <w:noProof/>
               </w:rPr>
-              <w:t>23</w:t>
+              <w:t>26</w:t>
             </w:r>
             <w:r>
               <w:rPr>
@@ -2844,10 +2978,12 @@
               <w:rFonts w:asciiTheme="minorHAnsi" w:eastAsiaTheme="minorEastAsia" w:hAnsiTheme="minorHAnsi" w:cstheme="minorBidi"/>
               <w:noProof/>
               <w:kern w:val="2"/>
+              <w:sz w:val="24"/>
+              <w:szCs w:val="24"/>
               <w14:ligatures w14:val="standardContextual"/>
             </w:rPr>
           </w:pPr>
-          <w:hyperlink w:anchor="_Toc237590887" w:history="1">
+          <w:hyperlink w:anchor="_Toc237859802" w:history="1">
             <w:r>
               <w:rPr>
                 <w:rStyle w:val="Hyperlink"/>
@@ -2871,7 +3007,7 @@
               <w:rPr>
                 <w:noProof/>
               </w:rPr>
-              <w:instrText xml:space="preserve"> PAGEREF _Toc237590887 \h </w:instrText>
+              <w:instrText xml:space="preserve"> PAGEREF _Toc237859802 \h </w:instrText>
             </w:r>
             <w:r>
               <w:rPr>
@@ -2888,7 +3024,7 @@
               <w:rPr>
                 <w:noProof/>
               </w:rPr>
-              <w:t>24</w:t>
+              <w:t>27</w:t>
             </w:r>
             <w:r>
               <w:rPr>
@@ -2908,10 +3044,12 @@
               <w:rFonts w:asciiTheme="minorHAnsi" w:eastAsiaTheme="minorEastAsia" w:hAnsiTheme="minorHAnsi" w:cstheme="minorBidi"/>
               <w:noProof/>
               <w:kern w:val="2"/>
+              <w:sz w:val="24"/>
+              <w:szCs w:val="24"/>
               <w14:ligatures w14:val="standardContextual"/>
             </w:rPr>
           </w:pPr>
-          <w:hyperlink w:anchor="_Toc237590888" w:history="1">
+          <w:hyperlink w:anchor="_Toc237859803" w:history="1">
             <w:r>
               <w:rPr>
                 <w:rStyle w:val="Hyperlink"/>
@@ -2935,7 +3073,7 @@
               <w:rPr>
                 <w:noProof/>
               </w:rPr>
-              <w:instrText xml:space="preserve"> PAGEREF _Toc237590888 \h </w:instrText>
+              <w:instrText xml:space="preserve"> PAGEREF _Toc237859803 \h </w:instrText>
             </w:r>
             <w:r>
               <w:rPr>
@@ -2952,7 +3090,7 @@
               <w:rPr>
                 <w:noProof/>
               </w:rPr>
-              <w:t>25</w:t>
+              <w:t>28</w:t>
             </w:r>
             <w:r>
               <w:rPr>
@@ -2972,10 +3110,12 @@
               <w:rFonts w:asciiTheme="minorHAnsi" w:eastAsiaTheme="minorEastAsia" w:hAnsiTheme="minorHAnsi" w:cstheme="minorBidi"/>
               <w:noProof/>
               <w:kern w:val="2"/>
+              <w:sz w:val="24"/>
+              <w:szCs w:val="24"/>
               <w14:ligatures w14:val="standardContextual"/>
             </w:rPr>
           </w:pPr>
-          <w:hyperlink w:anchor="_Toc237590889" w:history="1">
+          <w:hyperlink w:anchor="_Toc237859804" w:history="1">
             <w:r>
               <w:rPr>
                 <w:rStyle w:val="Hyperlink"/>
@@ -2999,7 +3139,7 @@
               <w:rPr>
                 <w:noProof/>
               </w:rPr>
-              <w:instrText xml:space="preserve"> PAGEREF _Toc237590889 \h </w:instrText>
+              <w:instrText xml:space="preserve"> PAGEREF _Toc237859804 \h </w:instrText>
             </w:r>
             <w:r>
               <w:rPr>
@@ -3016,7 +3156,7 @@
               <w:rPr>
                 <w:noProof/>
               </w:rPr>
-              <w:t>25</w:t>
+              <w:t>28</w:t>
             </w:r>
             <w:r>
               <w:rPr>
@@ -3036,10 +3176,12 @@
               <w:rFonts w:asciiTheme="minorHAnsi" w:eastAsiaTheme="minorEastAsia" w:hAnsiTheme="minorHAnsi" w:cstheme="minorBidi"/>
               <w:noProof/>
               <w:kern w:val="2"/>
+              <w:sz w:val="24"/>
+              <w:szCs w:val="24"/>
               <w14:ligatures w14:val="standardContextual"/>
             </w:rPr>
           </w:pPr>
-          <w:hyperlink w:anchor="_Toc237590890" w:history="1">
+          <w:hyperlink w:anchor="_Toc237859805" w:history="1">
             <w:r>
               <w:rPr>
                 <w:rStyle w:val="Hyperlink"/>
@@ -3063,7 +3205,7 @@
               <w:rPr>
                 <w:noProof/>
               </w:rPr>
-              <w:instrText xml:space="preserve"> PAGEREF _Toc237590890 \h </w:instrText>
+              <w:instrText xml:space="preserve"> PAGEREF _Toc237859805 \h </w:instrText>
             </w:r>
             <w:r>
               <w:rPr>
@@ -3080,7 +3222,7 @@
               <w:rPr>
                 <w:noProof/>
               </w:rPr>
-              <w:t>25</w:t>
+              <w:t>28</w:t>
             </w:r>
             <w:r>
               <w:rPr>
@@ -3100,10 +3242,12 @@
               <w:rFonts w:asciiTheme="minorHAnsi" w:eastAsiaTheme="minorEastAsia" w:hAnsiTheme="minorHAnsi" w:cstheme="minorBidi"/>
               <w:noProof/>
               <w:kern w:val="2"/>
+              <w:sz w:val="24"/>
+              <w:szCs w:val="24"/>
               <w14:ligatures w14:val="standardContextual"/>
             </w:rPr>
           </w:pPr>
-          <w:hyperlink w:anchor="_Toc237590891" w:history="1">
+          <w:hyperlink w:anchor="_Toc237859806" w:history="1">
             <w:r>
               <w:rPr>
                 <w:rStyle w:val="Hyperlink"/>
@@ -3127,7 +3271,7 @@
               <w:rPr>
                 <w:noProof/>
               </w:rPr>
-              <w:instrText xml:space="preserve"> PAGEREF _Toc237590891 \h </w:instrText>
+              <w:instrText xml:space="preserve"> PAGEREF _Toc237859806 \h </w:instrText>
             </w:r>
             <w:r>
               <w:rPr>
@@ -3144,7 +3288,7 @@
               <w:rPr>
                 <w:noProof/>
               </w:rPr>
-              <w:t>25</w:t>
+              <w:t>28</w:t>
             </w:r>
             <w:r>
               <w:rPr>
@@ -3164,10 +3308,12 @@
               <w:rFonts w:asciiTheme="minorHAnsi" w:eastAsiaTheme="minorEastAsia" w:hAnsiTheme="minorHAnsi" w:cstheme="minorBidi"/>
               <w:noProof/>
               <w:kern w:val="2"/>
+              <w:sz w:val="24"/>
+              <w:szCs w:val="24"/>
               <w14:ligatures w14:val="standardContextual"/>
             </w:rPr>
           </w:pPr>
-          <w:hyperlink w:anchor="_Toc237590892" w:history="1">
+          <w:hyperlink w:anchor="_Toc237859807" w:history="1">
             <w:r>
               <w:rPr>
                 <w:rStyle w:val="Hyperlink"/>
@@ -3191,7 +3337,7 @@
               <w:rPr>
                 <w:noProof/>
               </w:rPr>
-              <w:instrText xml:space="preserve"> PAGEREF _Toc237590892 \h </w:instrText>
+              <w:instrText xml:space="preserve"> PAGEREF _Toc237859807 \h </w:instrText>
             </w:r>
             <w:r>
               <w:rPr>
@@ -3208,7 +3354,7 @@
               <w:rPr>
                 <w:noProof/>
               </w:rPr>
-              <w:t>25</w:t>
+              <w:t>28</w:t>
             </w:r>
             <w:r>
               <w:rPr>
@@ -3228,10 +3374,12 @@
               <w:rFonts w:asciiTheme="minorHAnsi" w:eastAsiaTheme="minorEastAsia" w:hAnsiTheme="minorHAnsi" w:cstheme="minorBidi"/>
               <w:noProof/>
               <w:kern w:val="2"/>
+              <w:sz w:val="24"/>
+              <w:szCs w:val="24"/>
               <w14:ligatures w14:val="standardContextual"/>
             </w:rPr>
           </w:pPr>
-          <w:hyperlink w:anchor="_Toc237590893" w:history="1">
+          <w:hyperlink w:anchor="_Toc237859808" w:history="1">
             <w:r>
               <w:rPr>
                 <w:rStyle w:val="Hyperlink"/>
@@ -3255,7 +3403,7 @@
               <w:rPr>
                 <w:noProof/>
               </w:rPr>
-              <w:instrText xml:space="preserve"> PAGEREF _Toc237590893 \h </w:instrText>
+              <w:instrText xml:space="preserve"> PAGEREF _Toc237859808 \h </w:instrText>
             </w:r>
             <w:r>
               <w:rPr>
@@ -3272,7 +3420,7 @@
               <w:rPr>
                 <w:noProof/>
               </w:rPr>
-              <w:t>25</w:t>
+              <w:t>29</w:t>
             </w:r>
             <w:r>
               <w:rPr>
@@ -3292,10 +3440,12 @@
               <w:rFonts w:asciiTheme="minorHAnsi" w:eastAsiaTheme="minorEastAsia" w:hAnsiTheme="minorHAnsi" w:cstheme="minorBidi"/>
               <w:noProof/>
               <w:kern w:val="2"/>
+              <w:sz w:val="24"/>
+              <w:szCs w:val="24"/>
               <w14:ligatures w14:val="standardContextual"/>
             </w:rPr>
           </w:pPr>
-          <w:hyperlink w:anchor="_Toc237590894" w:history="1">
+          <w:hyperlink w:anchor="_Toc237859809" w:history="1">
             <w:r>
               <w:rPr>
                 <w:rStyle w:val="Hyperlink"/>
@@ -3319,7 +3469,7 @@
               <w:rPr>
                 <w:noProof/>
               </w:rPr>
-              <w:instrText xml:space="preserve"> PAGEREF _Toc237590894 \h </w:instrText>
+              <w:instrText xml:space="preserve"> PAGEREF _Toc237859809 \h </w:instrText>
             </w:r>
             <w:r>
               <w:rPr>
@@ -3336,7 +3486,7 @@
               <w:rPr>
                 <w:noProof/>
               </w:rPr>
-              <w:t>26</w:t>
+              <w:t>29</w:t>
             </w:r>
             <w:r>
               <w:rPr>
@@ -3356,10 +3506,12 @@
               <w:rFonts w:asciiTheme="minorHAnsi" w:eastAsiaTheme="minorEastAsia" w:hAnsiTheme="minorHAnsi" w:cstheme="minorBidi"/>
               <w:noProof/>
               <w:kern w:val="2"/>
+              <w:sz w:val="24"/>
+              <w:szCs w:val="24"/>
               <w14:ligatures w14:val="standardContextual"/>
             </w:rPr>
           </w:pPr>
-          <w:hyperlink w:anchor="_Toc237590895" w:history="1">
+          <w:hyperlink w:anchor="_Toc237859810" w:history="1">
             <w:r>
               <w:rPr>
                 <w:rStyle w:val="Hyperlink"/>
@@ -3383,7 +3535,7 @@
               <w:rPr>
                 <w:noProof/>
               </w:rPr>
-              <w:instrText xml:space="preserve"> PAGEREF _Toc237590895 \h </w:instrText>
+              <w:instrText xml:space="preserve"> PAGEREF _Toc237859810 \h </w:instrText>
             </w:r>
             <w:r>
               <w:rPr>
@@ -3400,7 +3552,7 @@
               <w:rPr>
                 <w:noProof/>
               </w:rPr>
-              <w:t>26</w:t>
+              <w:t>30</w:t>
             </w:r>
             <w:r>
               <w:rPr>
@@ -3420,10 +3572,12 @@
               <w:rFonts w:asciiTheme="minorHAnsi" w:eastAsiaTheme="minorEastAsia" w:hAnsiTheme="minorHAnsi" w:cstheme="minorBidi"/>
               <w:noProof/>
               <w:kern w:val="2"/>
+              <w:sz w:val="24"/>
+              <w:szCs w:val="24"/>
               <w14:ligatures w14:val="standardContextual"/>
             </w:rPr>
           </w:pPr>
-          <w:hyperlink w:anchor="_Toc237590896" w:history="1">
+          <w:hyperlink w:anchor="_Toc237859811" w:history="1">
             <w:r>
               <w:rPr>
                 <w:rStyle w:val="Hyperlink"/>
@@ -3447,7 +3601,7 @@
               <w:rPr>
                 <w:noProof/>
               </w:rPr>
-              <w:instrText xml:space="preserve"> PAGEREF _Toc237590896 \h </w:instrText>
+              <w:instrText xml:space="preserve"> PAGEREF _Toc237859811 \h </w:instrText>
             </w:r>
             <w:r>
               <w:rPr>
@@ -3464,7 +3618,7 @@
               <w:rPr>
                 <w:noProof/>
               </w:rPr>
-              <w:t>28</w:t>
+              <w:t>31</w:t>
             </w:r>
             <w:r>
               <w:rPr>
@@ -3484,10 +3638,12 @@
               <w:rFonts w:asciiTheme="minorHAnsi" w:eastAsiaTheme="minorEastAsia" w:hAnsiTheme="minorHAnsi" w:cstheme="minorBidi"/>
               <w:noProof/>
               <w:kern w:val="2"/>
+              <w:sz w:val="24"/>
+              <w:szCs w:val="24"/>
               <w14:ligatures w14:val="standardContextual"/>
             </w:rPr>
           </w:pPr>
-          <w:hyperlink w:anchor="_Toc237590897" w:history="1">
+          <w:hyperlink w:anchor="_Toc237859812" w:history="1">
             <w:r>
               <w:rPr>
                 <w:rStyle w:val="Hyperlink"/>
@@ -3511,7 +3667,7 @@
               <w:rPr>
                 <w:noProof/>
               </w:rPr>
-              <w:instrText xml:space="preserve"> PAGEREF _Toc237590897 \h </w:instrText>
+              <w:instrText xml:space="preserve"> PAGEREF _Toc237859812 \h </w:instrText>
             </w:r>
             <w:r>
               <w:rPr>
@@ -3528,7 +3684,7 @@
               <w:rPr>
                 <w:noProof/>
               </w:rPr>
-              <w:t>28</w:t>
+              <w:t>31</w:t>
             </w:r>
             <w:r>
               <w:rPr>
@@ -3548,10 +3704,12 @@
               <w:rFonts w:asciiTheme="minorHAnsi" w:eastAsiaTheme="minorEastAsia" w:hAnsiTheme="minorHAnsi" w:cstheme="minorBidi"/>
               <w:noProof/>
               <w:kern w:val="2"/>
+              <w:sz w:val="24"/>
+              <w:szCs w:val="24"/>
               <w14:ligatures w14:val="standardContextual"/>
             </w:rPr>
           </w:pPr>
-          <w:hyperlink w:anchor="_Toc237590898" w:history="1">
+          <w:hyperlink w:anchor="_Toc237859813" w:history="1">
             <w:r>
               <w:rPr>
                 <w:rStyle w:val="Hyperlink"/>
@@ -3575,7 +3733,7 @@
               <w:rPr>
                 <w:noProof/>
               </w:rPr>
-              <w:instrText xml:space="preserve"> PAGEREF _Toc237590898 \h </w:instrText>
+              <w:instrText xml:space="preserve"> PAGEREF _Toc237859813 \h </w:instrText>
             </w:r>
             <w:r>
               <w:rPr>
@@ -3592,7 +3750,7 @@
               <w:rPr>
                 <w:noProof/>
               </w:rPr>
-              <w:t>28</w:t>
+              <w:t>31</w:t>
             </w:r>
             <w:r>
               <w:rPr>
@@ -3612,10 +3770,12 @@
               <w:rFonts w:asciiTheme="minorHAnsi" w:eastAsiaTheme="minorEastAsia" w:hAnsiTheme="minorHAnsi" w:cstheme="minorBidi"/>
               <w:noProof/>
               <w:kern w:val="2"/>
+              <w:sz w:val="24"/>
+              <w:szCs w:val="24"/>
               <w14:ligatures w14:val="standardContextual"/>
             </w:rPr>
           </w:pPr>
-          <w:hyperlink w:anchor="_Toc237590899" w:history="1">
+          <w:hyperlink w:anchor="_Toc237859814" w:history="1">
             <w:r>
               <w:rPr>
                 <w:rStyle w:val="Hyperlink"/>
@@ -3639,7 +3799,7 @@
               <w:rPr>
                 <w:noProof/>
               </w:rPr>
-              <w:instrText xml:space="preserve"> PAGEREF _Toc237590899 \h </w:instrText>
+              <w:instrText xml:space="preserve"> PAGEREF _Toc237859814 \h </w:instrText>
             </w:r>
             <w:r>
               <w:rPr>
@@ -3656,7 +3816,7 @@
               <w:rPr>
                 <w:noProof/>
               </w:rPr>
-              <w:t>28</w:t>
+              <w:t>31</w:t>
             </w:r>
             <w:r>
               <w:rPr>
@@ -3676,10 +3836,12 @@
               <w:rFonts w:asciiTheme="minorHAnsi" w:eastAsiaTheme="minorEastAsia" w:hAnsiTheme="minorHAnsi" w:cstheme="minorBidi"/>
               <w:noProof/>
               <w:kern w:val="2"/>
+              <w:sz w:val="24"/>
+              <w:szCs w:val="24"/>
               <w14:ligatures w14:val="standardContextual"/>
             </w:rPr>
           </w:pPr>
-          <w:hyperlink w:anchor="_Toc237590900" w:history="1">
+          <w:hyperlink w:anchor="_Toc237859815" w:history="1">
             <w:r>
               <w:rPr>
                 <w:rStyle w:val="Hyperlink"/>
@@ -3703,7 +3865,7 @@
               <w:rPr>
                 <w:noProof/>
               </w:rPr>
-              <w:instrText xml:space="preserve"> PAGEREF _Toc237590900 \h </w:instrText>
+              <w:instrText xml:space="preserve"> PAGEREF _Toc237859815 \h </w:instrText>
             </w:r>
             <w:r>
               <w:rPr>
@@ -3720,7 +3882,7 @@
               <w:rPr>
                 <w:noProof/>
               </w:rPr>
-              <w:t>30</w:t>
+              <w:t>33</w:t>
             </w:r>
             <w:r>
               <w:rPr>
@@ -3740,10 +3902,12 @@
               <w:rFonts w:asciiTheme="minorHAnsi" w:eastAsiaTheme="minorEastAsia" w:hAnsiTheme="minorHAnsi" w:cstheme="minorBidi"/>
               <w:noProof/>
               <w:kern w:val="2"/>
+              <w:sz w:val="24"/>
+              <w:szCs w:val="24"/>
               <w14:ligatures w14:val="standardContextual"/>
             </w:rPr>
           </w:pPr>
-          <w:hyperlink w:anchor="_Toc237590901" w:history="1">
+          <w:hyperlink w:anchor="_Toc237859816" w:history="1">
             <w:r>
               <w:rPr>
                 <w:rStyle w:val="Hyperlink"/>
@@ -3767,7 +3931,7 @@
               <w:rPr>
                 <w:noProof/>
               </w:rPr>
-              <w:instrText xml:space="preserve"> PAGEREF _Toc237590901 \h </w:instrText>
+              <w:instrText xml:space="preserve"> PAGEREF _Toc237859816 \h </w:instrText>
             </w:r>
             <w:r>
               <w:rPr>
@@ -3784,7 +3948,7 @@
               <w:rPr>
                 <w:noProof/>
               </w:rPr>
-              <w:t>30</w:t>
+              <w:t>33</w:t>
             </w:r>
             <w:r>
               <w:rPr>
@@ -3804,10 +3968,12 @@
               <w:rFonts w:asciiTheme="minorHAnsi" w:eastAsiaTheme="minorEastAsia" w:hAnsiTheme="minorHAnsi" w:cstheme="minorBidi"/>
               <w:noProof/>
               <w:kern w:val="2"/>
+              <w:sz w:val="24"/>
+              <w:szCs w:val="24"/>
               <w14:ligatures w14:val="standardContextual"/>
             </w:rPr>
           </w:pPr>
-          <w:hyperlink w:anchor="_Toc237590902" w:history="1">
+          <w:hyperlink w:anchor="_Toc237859817" w:history="1">
             <w:r>
               <w:rPr>
                 <w:rStyle w:val="Hyperlink"/>
@@ -3831,7 +3997,7 @@
               <w:rPr>
                 <w:noProof/>
               </w:rPr>
-              <w:instrText xml:space="preserve"> PAGEREF _Toc237590902 \h </w:instrText>
+              <w:instrText xml:space="preserve"> PAGEREF _Toc237859817 \h </w:instrText>
             </w:r>
             <w:r>
               <w:rPr>
@@ -3848,7 +4014,7 @@
               <w:rPr>
                 <w:noProof/>
               </w:rPr>
-              <w:t>30</w:t>
+              <w:t>33</w:t>
             </w:r>
             <w:r>
               <w:rPr>
@@ -3868,10 +4034,12 @@
               <w:rFonts w:asciiTheme="minorHAnsi" w:eastAsiaTheme="minorEastAsia" w:hAnsiTheme="minorHAnsi" w:cstheme="minorBidi"/>
               <w:noProof/>
               <w:kern w:val="2"/>
+              <w:sz w:val="24"/>
+              <w:szCs w:val="24"/>
               <w14:ligatures w14:val="standardContextual"/>
             </w:rPr>
           </w:pPr>
-          <w:hyperlink w:anchor="_Toc237590903" w:history="1">
+          <w:hyperlink w:anchor="_Toc237859818" w:history="1">
             <w:r>
               <w:rPr>
                 <w:rStyle w:val="Hyperlink"/>
@@ -3895,7 +4063,7 @@
               <w:rPr>
                 <w:noProof/>
               </w:rPr>
-              <w:instrText xml:space="preserve"> PAGEREF _Toc237590903 \h </w:instrText>
+              <w:instrText xml:space="preserve"> PAGEREF _Toc237859818 \h </w:instrText>
             </w:r>
             <w:r>
               <w:rPr>
@@ -3912,7 +4080,7 @@
               <w:rPr>
                 <w:noProof/>
               </w:rPr>
-              <w:t>30</w:t>
+              <w:t>33</w:t>
             </w:r>
             <w:r>
               <w:rPr>
@@ -3932,10 +4100,12 @@
               <w:rFonts w:asciiTheme="minorHAnsi" w:eastAsiaTheme="minorEastAsia" w:hAnsiTheme="minorHAnsi" w:cstheme="minorBidi"/>
               <w:noProof/>
               <w:kern w:val="2"/>
+              <w:sz w:val="24"/>
+              <w:szCs w:val="24"/>
               <w14:ligatures w14:val="standardContextual"/>
             </w:rPr>
           </w:pPr>
-          <w:hyperlink w:anchor="_Toc237590904" w:history="1">
+          <w:hyperlink w:anchor="_Toc237859819" w:history="1">
             <w:r>
               <w:rPr>
                 <w:rStyle w:val="Hyperlink"/>
@@ -3959,7 +4129,7 @@
               <w:rPr>
                 <w:noProof/>
               </w:rPr>
-              <w:instrText xml:space="preserve"> PAGEREF _Toc237590904 \h </w:instrText>
+              <w:instrText xml:space="preserve"> PAGEREF _Toc237859819 \h </w:instrText>
             </w:r>
             <w:r>
               <w:rPr>
@@ -3976,7 +4146,7 @@
               <w:rPr>
                 <w:noProof/>
               </w:rPr>
-              <w:t>31</w:t>
+              <w:t>35</w:t>
             </w:r>
             <w:r>
               <w:rPr>
@@ -3996,10 +4166,12 @@
               <w:rFonts w:asciiTheme="minorHAnsi" w:eastAsiaTheme="minorEastAsia" w:hAnsiTheme="minorHAnsi" w:cstheme="minorBidi"/>
               <w:noProof/>
               <w:kern w:val="2"/>
+              <w:sz w:val="24"/>
+              <w:szCs w:val="24"/>
               <w14:ligatures w14:val="standardContextual"/>
             </w:rPr>
           </w:pPr>
-          <w:hyperlink w:anchor="_Toc237590905" w:history="1">
+          <w:hyperlink w:anchor="_Toc237859820" w:history="1">
             <w:r>
               <w:rPr>
                 <w:rStyle w:val="Hyperlink"/>
@@ -4023,7 +4195,7 @@
               <w:rPr>
                 <w:noProof/>
               </w:rPr>
-              <w:instrText xml:space="preserve"> PAGEREF _Toc237590905 \h </w:instrText>
+              <w:instrText xml:space="preserve"> PAGEREF _Toc237859820 \h </w:instrText>
             </w:r>
             <w:r>
               <w:rPr>
@@ -4040,7 +4212,7 @@
               <w:rPr>
                 <w:noProof/>
               </w:rPr>
-              <w:t>31</w:t>
+              <w:t>35</w:t>
             </w:r>
             <w:r>
               <w:rPr>
@@ -4060,10 +4232,12 @@
               <w:rFonts w:asciiTheme="minorHAnsi" w:eastAsiaTheme="minorEastAsia" w:hAnsiTheme="minorHAnsi" w:cstheme="minorBidi"/>
               <w:noProof/>
               <w:kern w:val="2"/>
+              <w:sz w:val="24"/>
+              <w:szCs w:val="24"/>
               <w14:ligatures w14:val="standardContextual"/>
             </w:rPr>
           </w:pPr>
-          <w:hyperlink w:anchor="_Toc237590906" w:history="1">
+          <w:hyperlink w:anchor="_Toc237859821" w:history="1">
             <w:r>
               <w:rPr>
                 <w:rStyle w:val="Hyperlink"/>
@@ -4087,7 +4261,7 @@
               <w:rPr>
                 <w:noProof/>
               </w:rPr>
-              <w:instrText xml:space="preserve"> PAGEREF _Toc237590906 \h </w:instrText>
+              <w:instrText xml:space="preserve"> PAGEREF _Toc237859821 \h </w:instrText>
             </w:r>
             <w:r>
               <w:rPr>
@@ -4104,7 +4278,7 @@
               <w:rPr>
                 <w:noProof/>
               </w:rPr>
-              <w:t>31</w:t>
+              <w:t>35</w:t>
             </w:r>
             <w:r>
               <w:rPr>
@@ -4124,10 +4298,12 @@
               <w:rFonts w:asciiTheme="minorHAnsi" w:eastAsiaTheme="minorEastAsia" w:hAnsiTheme="minorHAnsi" w:cstheme="minorBidi"/>
               <w:noProof/>
               <w:kern w:val="2"/>
+              <w:sz w:val="24"/>
+              <w:szCs w:val="24"/>
               <w14:ligatures w14:val="standardContextual"/>
             </w:rPr>
           </w:pPr>
-          <w:hyperlink w:anchor="_Toc237590907" w:history="1">
+          <w:hyperlink w:anchor="_Toc237859822" w:history="1">
             <w:r>
               <w:rPr>
                 <w:rStyle w:val="Hyperlink"/>
@@ -4151,7 +4327,7 @@
               <w:rPr>
                 <w:noProof/>
               </w:rPr>
-              <w:instrText xml:space="preserve"> PAGEREF _Toc237590907 \h </w:instrText>
+              <w:instrText xml:space="preserve"> PAGEREF _Toc237859822 \h </w:instrText>
             </w:r>
             <w:r>
               <w:rPr>
@@ -4168,7 +4344,7 @@
               <w:rPr>
                 <w:noProof/>
               </w:rPr>
-              <w:t>31</w:t>
+              <w:t>35</w:t>
             </w:r>
             <w:r>
               <w:rPr>
@@ -4188,10 +4364,12 @@
               <w:rFonts w:asciiTheme="minorHAnsi" w:eastAsiaTheme="minorEastAsia" w:hAnsiTheme="minorHAnsi" w:cstheme="minorBidi"/>
               <w:noProof/>
               <w:kern w:val="2"/>
+              <w:sz w:val="24"/>
+              <w:szCs w:val="24"/>
               <w14:ligatures w14:val="standardContextual"/>
             </w:rPr>
           </w:pPr>
-          <w:hyperlink w:anchor="_Toc237590908" w:history="1">
+          <w:hyperlink w:anchor="_Toc237859823" w:history="1">
             <w:r>
               <w:rPr>
                 <w:rStyle w:val="Hyperlink"/>
@@ -4215,7 +4393,7 @@
               <w:rPr>
                 <w:noProof/>
               </w:rPr>
-              <w:instrText xml:space="preserve"> PAGEREF _Toc237590908 \h </w:instrText>
+              <w:instrText xml:space="preserve"> PAGEREF _Toc237859823 \h </w:instrText>
             </w:r>
             <w:r>
               <w:rPr>
@@ -4232,7 +4410,7 @@
               <w:rPr>
                 <w:noProof/>
               </w:rPr>
-              <w:t>31</w:t>
+              <w:t>35</w:t>
             </w:r>
             <w:r>
               <w:rPr>
@@ -4252,16 +4430,18 @@
               <w:rFonts w:asciiTheme="minorHAnsi" w:eastAsiaTheme="minorEastAsia" w:hAnsiTheme="minorHAnsi" w:cstheme="minorBidi"/>
               <w:noProof/>
               <w:kern w:val="2"/>
+              <w:sz w:val="24"/>
+              <w:szCs w:val="24"/>
               <w14:ligatures w14:val="standardContextual"/>
             </w:rPr>
           </w:pPr>
-          <w:hyperlink w:anchor="_Toc237590909" w:history="1">
+          <w:hyperlink w:anchor="_Toc237859824" w:history="1">
             <w:r>
               <w:rPr>
                 <w:rStyle w:val="Hyperlink"/>
                 <w:noProof/>
               </w:rPr>
-              <w:t>References</w:t>
+              <w:t>12. Prototype</w:t>
             </w:r>
             <w:r>
               <w:rPr>
@@ -4279,7 +4459,7 @@
               <w:rPr>
                 <w:noProof/>
               </w:rPr>
-              <w:instrText xml:space="preserve"> PAGEREF _Toc237590909 \h </w:instrText>
+              <w:instrText xml:space="preserve"> PAGEREF _Toc237859824 \h </w:instrText>
             </w:r>
             <w:r>
               <w:rPr>
@@ -4296,7 +4476,73 @@
               <w:rPr>
                 <w:noProof/>
               </w:rPr>
-              <w:t>32</w:t>
+              <w:t>36</w:t>
+            </w:r>
+            <w:r>
+              <w:rPr>
+                <w:noProof/>
+              </w:rPr>
+              <w:fldChar w:fldCharType="end"/>
+            </w:r>
+          </w:hyperlink>
+        </w:p>
+        <w:p>
+          <w:pPr>
+            <w:pStyle w:val="TOC2"/>
+            <w:tabs>
+              <w:tab w:val="right" w:leader="dot" w:pos="9016"/>
+            </w:tabs>
+            <w:rPr>
+              <w:rFonts w:asciiTheme="minorHAnsi" w:eastAsiaTheme="minorEastAsia" w:hAnsiTheme="minorHAnsi" w:cstheme="minorBidi"/>
+              <w:noProof/>
+              <w:kern w:val="2"/>
+              <w:sz w:val="24"/>
+              <w:szCs w:val="24"/>
+              <w14:ligatures w14:val="standardContextual"/>
+            </w:rPr>
+          </w:pPr>
+          <w:hyperlink w:anchor="_Toc237859825" w:history="1">
+            <w:r>
+              <w:rPr>
+                <w:rStyle w:val="Hyperlink"/>
+                <w:noProof/>
+              </w:rPr>
+              <w:t>12.1. GitHub pages hyperlink</w:t>
+            </w:r>
+            <w:r>
+              <w:rPr>
+                <w:noProof/>
+              </w:rPr>
+              <w:tab/>
+            </w:r>
+            <w:r>
+              <w:rPr>
+                <w:noProof/>
+              </w:rPr>
+              <w:fldChar w:fldCharType="begin"/>
+            </w:r>
+            <w:r>
+              <w:rPr>
+                <w:noProof/>
+              </w:rPr>
+              <w:instrText xml:space="preserve"> PAGEREF _Toc237859825 \h </w:instrText>
+            </w:r>
+            <w:r>
+              <w:rPr>
+                <w:noProof/>
+              </w:rPr>
+            </w:r>
+            <w:r>
+              <w:rPr>
+                <w:noProof/>
+              </w:rPr>
+              <w:fldChar w:fldCharType="separate"/>
+            </w:r>
+            <w:r>
+              <w:rPr>
+                <w:noProof/>
+              </w:rPr>
+              <w:t>36</w:t>
             </w:r>
             <w:r>
               <w:rPr>
@@ -4316,15 +4562,83 @@
               <w:rFonts w:asciiTheme="minorHAnsi" w:eastAsiaTheme="minorEastAsia" w:hAnsiTheme="minorHAnsi" w:cstheme="minorBidi"/>
               <w:noProof/>
               <w:kern w:val="2"/>
+              <w:sz w:val="24"/>
+              <w:szCs w:val="24"/>
               <w14:ligatures w14:val="standardContextual"/>
             </w:rPr>
           </w:pPr>
-          <w:hyperlink w:anchor="_Toc237590910" w:history="1">
+          <w:hyperlink w:anchor="_Toc237859826" w:history="1">
             <w:r>
               <w:rPr>
                 <w:rStyle w:val="Hyperlink"/>
                 <w:noProof/>
               </w:rPr>
+              <w:t>References</w:t>
+            </w:r>
+            <w:r>
+              <w:rPr>
+                <w:noProof/>
+              </w:rPr>
+              <w:tab/>
+            </w:r>
+            <w:r>
+              <w:rPr>
+                <w:noProof/>
+              </w:rPr>
+              <w:fldChar w:fldCharType="begin"/>
+            </w:r>
+            <w:r>
+              <w:rPr>
+                <w:noProof/>
+              </w:rPr>
+              <w:instrText xml:space="preserve"> PAGEREF _Toc237859826 \h </w:instrText>
+            </w:r>
+            <w:r>
+              <w:rPr>
+                <w:noProof/>
+              </w:rPr>
+            </w:r>
+            <w:r>
+              <w:rPr>
+                <w:noProof/>
+              </w:rPr>
+              <w:fldChar w:fldCharType="separate"/>
+            </w:r>
+            <w:r>
+              <w:rPr>
+                <w:noProof/>
+              </w:rPr>
+              <w:t>37</w:t>
+            </w:r>
+            <w:r>
+              <w:rPr>
+                <w:noProof/>
+              </w:rPr>
+              <w:fldChar w:fldCharType="end"/>
+            </w:r>
+          </w:hyperlink>
+        </w:p>
+        <w:p>
+          <w:pPr>
+            <w:pStyle w:val="TOC1"/>
+            <w:tabs>
+              <w:tab w:val="right" w:leader="dot" w:pos="9016"/>
+            </w:tabs>
+            <w:rPr>
+              <w:rFonts w:asciiTheme="minorHAnsi" w:eastAsiaTheme="minorEastAsia" w:hAnsiTheme="minorHAnsi" w:cstheme="minorBidi"/>
+              <w:noProof/>
+              <w:kern w:val="2"/>
+              <w:sz w:val="24"/>
+              <w:szCs w:val="24"/>
+              <w14:ligatures w14:val="standardContextual"/>
+            </w:rPr>
+          </w:pPr>
+          <w:hyperlink w:anchor="_Toc237859827" w:history="1">
+            <w:r>
+              <w:rPr>
+                <w:rStyle w:val="Hyperlink"/>
+                <w:noProof/>
+              </w:rPr>
               <w:t>Appendices</w:t>
             </w:r>
             <w:r>
@@ -4343,7 +4657,7 @@
               <w:rPr>
                 <w:noProof/>
               </w:rPr>
-              <w:instrText xml:space="preserve"> PAGEREF _Toc237590910 \h </w:instrText>
+              <w:instrText xml:space="preserve"> PAGEREF _Toc237859827 \h </w:instrText>
             </w:r>
             <w:r>
               <w:rPr>
@@ -4360,7 +4674,7 @@
               <w:rPr>
                 <w:noProof/>
               </w:rPr>
-              <w:t>34</w:t>
+              <w:t>39</w:t>
             </w:r>
             <w:r>
               <w:rPr>
@@ -4380,10 +4694,12 @@
               <w:rFonts w:asciiTheme="minorHAnsi" w:eastAsiaTheme="minorEastAsia" w:hAnsiTheme="minorHAnsi" w:cstheme="minorBidi"/>
               <w:noProof/>
               <w:kern w:val="2"/>
+              <w:sz w:val="24"/>
+              <w:szCs w:val="24"/>
               <w14:ligatures w14:val="standardContextual"/>
             </w:rPr>
           </w:pPr>
-          <w:hyperlink w:anchor="_Toc237590911" w:history="1">
+          <w:hyperlink w:anchor="_Toc237859828" w:history="1">
             <w:r>
               <w:rPr>
                 <w:rStyle w:val="Hyperlink"/>
@@ -4407,7 +4723,7 @@
               <w:rPr>
                 <w:noProof/>
               </w:rPr>
-              <w:instrText xml:space="preserve"> PAGEREF _Toc237590911 \h </w:instrText>
+              <w:instrText xml:space="preserve"> PAGEREF _Toc237859828 \h </w:instrText>
             </w:r>
             <w:r>
               <w:rPr>
@@ -4424,7 +4740,7 @@
               <w:rPr>
                 <w:noProof/>
               </w:rPr>
-              <w:t>34</w:t>
+              <w:t>39</w:t>
             </w:r>
             <w:r>
               <w:rPr>
@@ -4443,6 +4759,7 @@
     </w:sdt>
     <w:p>
       <w:r>
+        <w:lastRenderedPageBreak/>
         <w:br w:type="page"/>
       </w:r>
     </w:p>
@@ -4464,7 +4781,7 @@
           <w:szCs w:val="30"/>
         </w:rPr>
       </w:pPr>
-      <w:bookmarkStart w:id="1" w:name="_Toc237590849"/>
+      <w:bookmarkStart w:id="1" w:name="_Toc237859764"/>
       <w:r>
         <w:rPr>
           <w:sz w:val="30"/>
@@ -4513,7 +4830,7 @@
           <w:szCs w:val="30"/>
         </w:rPr>
       </w:pPr>
-      <w:bookmarkStart w:id="2" w:name="_Toc237590850"/>
+      <w:bookmarkStart w:id="2" w:name="_Toc237859765"/>
       <w:r>
         <w:rPr>
           <w:sz w:val="30"/>
@@ -4528,7 +4845,7 @@
       <w:pPr>
         <w:pStyle w:val="Heading2"/>
       </w:pPr>
-      <w:bookmarkStart w:id="3" w:name="_Toc237590851"/>
+      <w:bookmarkStart w:id="3" w:name="_Toc237859766"/>
       <w:r>
         <w:t>2.1 User Roles</w:t>
       </w:r>
@@ -4601,7 +4918,7 @@
       <w:pPr>
         <w:pStyle w:val="Heading2"/>
       </w:pPr>
-      <w:bookmarkStart w:id="4" w:name="_Toc237590852"/>
+      <w:bookmarkStart w:id="4" w:name="_Toc237859767"/>
       <w:r>
         <w:t>2.2 User Stories</w:t>
       </w:r>
@@ -4750,7 +5067,6 @@
       <w:r>
         <w:t xml:space="preserve">As a </w:t>
       </w:r>
-      <w:proofErr w:type="gramStart"/>
       <w:r>
         <w:rPr>
           <w:b/>
@@ -4758,7 +5074,6 @@
         </w:rPr>
         <w:t>Customer</w:t>
       </w:r>
-      <w:proofErr w:type="gramEnd"/>
       <w:r>
         <w:t xml:space="preserve"> booking an appointment, I want to select multiple services in one booking, so that I can get a haircut and beard trim in the same visit.</w:t>
       </w:r>
@@ -4773,7 +5088,6 @@
       <w:r>
         <w:t xml:space="preserve">As a </w:t>
       </w:r>
-      <w:proofErr w:type="gramStart"/>
       <w:r>
         <w:rPr>
           <w:b/>
@@ -4781,7 +5095,6 @@
         </w:rPr>
         <w:t>Customer</w:t>
       </w:r>
-      <w:proofErr w:type="gramEnd"/>
       <w:r>
         <w:t xml:space="preserve"> booking an appointment, I want to choose a specific barber or “any available barber”, so that I can book with someone I trust or get the earliest available slot.</w:t>
       </w:r>
@@ -4796,7 +5109,6 @@
       <w:r>
         <w:t xml:space="preserve">As a </w:t>
       </w:r>
-      <w:proofErr w:type="gramStart"/>
       <w:r>
         <w:rPr>
           <w:b/>
@@ -4804,7 +5116,6 @@
         </w:rPr>
         <w:t>Customer</w:t>
       </w:r>
-      <w:proofErr w:type="gramEnd"/>
       <w:r>
         <w:t xml:space="preserve"> booking an appointment, I want to see only time slots the chosen barber is available for, so that I do not attempt to book a time that is already taken or blocked.</w:t>
       </w:r>
@@ -4819,7 +5130,6 @@
       <w:r>
         <w:t xml:space="preserve">As a </w:t>
       </w:r>
-      <w:proofErr w:type="gramStart"/>
       <w:r>
         <w:rPr>
           <w:b/>
@@ -4827,7 +5137,6 @@
         </w:rPr>
         <w:t>Customer</w:t>
       </w:r>
-      <w:proofErr w:type="gramEnd"/>
       <w:r>
         <w:t xml:space="preserve"> with an upcoming booking, I want to view, reschedule, or cancel my booking from my account, so that I can manage my own plans without contacting the shop directly.</w:t>
       </w:r>
@@ -4842,7 +5151,6 @@
       <w:r>
         <w:t xml:space="preserve">As a </w:t>
       </w:r>
-      <w:proofErr w:type="gramStart"/>
       <w:r>
         <w:rPr>
           <w:b/>
@@ -4850,7 +5158,6 @@
         </w:rPr>
         <w:t>Customer</w:t>
       </w:r>
-      <w:proofErr w:type="gramEnd"/>
       <w:r>
         <w:t xml:space="preserve"> who has completed a visit, I want to leave a rating and comment, so that I can share my experience and help other customers choose.</w:t>
       </w:r>
@@ -4865,7 +5172,6 @@
       <w:r>
         <w:t xml:space="preserve">As a </w:t>
       </w:r>
-      <w:proofErr w:type="gramStart"/>
       <w:r>
         <w:rPr>
           <w:b/>
@@ -4873,7 +5179,6 @@
         </w:rPr>
         <w:t>Customer</w:t>
       </w:r>
-      <w:proofErr w:type="gramEnd"/>
       <w:r>
         <w:t xml:space="preserve"> browsing the shop, I want to add multiple products to a cart and check out alongside my booking, so that I can pay for everything in a single in-person transaction.</w:t>
       </w:r>
@@ -5095,7 +5400,7 @@
           <w:szCs w:val="30"/>
         </w:rPr>
       </w:pPr>
-      <w:bookmarkStart w:id="5" w:name="_Toc237590853"/>
+      <w:bookmarkStart w:id="5" w:name="_Toc237859768"/>
       <w:r>
         <w:rPr>
           <w:sz w:val="30"/>
@@ -6729,7 +7034,7 @@
           <w:szCs w:val="30"/>
         </w:rPr>
       </w:pPr>
-      <w:bookmarkStart w:id="6" w:name="_Toc237590854"/>
+      <w:bookmarkStart w:id="6" w:name="_Toc237859769"/>
       <w:r>
         <w:rPr>
           <w:sz w:val="30"/>
@@ -7960,15 +8265,7 @@
           </w:tcPr>
           <w:p>
             <w:r>
-              <w:t xml:space="preserve">Presentation </w:t>
-            </w:r>
-            <w:proofErr w:type="gramStart"/>
-            <w:r>
-              <w:t>prep</w:t>
-            </w:r>
-            <w:proofErr w:type="gramEnd"/>
-            <w:r>
-              <w:t xml:space="preserve"> complete</w:t>
+              <w:t>Presentation prep complete</w:t>
             </w:r>
           </w:p>
         </w:tc>
@@ -8323,7 +8620,7 @@
           <w:szCs w:val="30"/>
         </w:rPr>
       </w:pPr>
-      <w:bookmarkStart w:id="7" w:name="_Toc237590855"/>
+      <w:bookmarkStart w:id="7" w:name="_Toc237859770"/>
       <w:r>
         <w:rPr>
           <w:sz w:val="30"/>
@@ -8341,7 +8638,7 @@
           <w:rFonts w:eastAsiaTheme="minorEastAsia"/>
         </w:rPr>
       </w:pPr>
-      <w:bookmarkStart w:id="8" w:name="_Toc237590856"/>
+      <w:bookmarkStart w:id="8" w:name="_Toc237859771"/>
       <w:r>
         <w:rPr>
           <w:rFonts w:eastAsiaTheme="minorEastAsia"/>
@@ -8405,7 +8702,7 @@
           <w:rFonts w:eastAsiaTheme="minorEastAsia"/>
         </w:rPr>
       </w:pPr>
-      <w:bookmarkStart w:id="9" w:name="_Toc237590857"/>
+      <w:bookmarkStart w:id="9" w:name="_Toc237859772"/>
       <w:r>
         <w:rPr>
           <w:rFonts w:eastAsiaTheme="minorEastAsia"/>
@@ -8457,7 +8754,7 @@
           <w:rFonts w:eastAsiaTheme="minorEastAsia"/>
         </w:rPr>
       </w:pPr>
-      <w:bookmarkStart w:id="10" w:name="_Toc237590858"/>
+      <w:bookmarkStart w:id="10" w:name="_Toc237859773"/>
       <w:r>
         <w:rPr>
           <w:rFonts w:eastAsiaTheme="minorEastAsia"/>
@@ -8509,7 +8806,7 @@
           <w:rFonts w:eastAsiaTheme="minorEastAsia"/>
         </w:rPr>
       </w:pPr>
-      <w:bookmarkStart w:id="11" w:name="_Toc237590859"/>
+      <w:bookmarkStart w:id="11" w:name="_Toc237859774"/>
       <w:r>
         <w:rPr>
           <w:rFonts w:eastAsiaTheme="minorEastAsia"/>
@@ -8593,7 +8890,7 @@
           <w:rFonts w:eastAsiaTheme="minorEastAsia"/>
         </w:rPr>
       </w:pPr>
-      <w:bookmarkStart w:id="13" w:name="_Toc237590860"/>
+      <w:bookmarkStart w:id="13" w:name="_Toc237859775"/>
       <w:r>
         <w:rPr>
           <w:rFonts w:eastAsiaTheme="minorEastAsia"/>
@@ -8679,7 +8976,7 @@
           <w:rFonts w:eastAsiaTheme="minorEastAsia"/>
         </w:rPr>
       </w:pPr>
-      <w:bookmarkStart w:id="15" w:name="_Toc237590861"/>
+      <w:bookmarkStart w:id="15" w:name="_Toc237859776"/>
       <w:r>
         <w:rPr>
           <w:rFonts w:eastAsiaTheme="minorEastAsia"/>
@@ -8732,7 +9029,7 @@
           <w:rFonts w:eastAsiaTheme="minorEastAsia"/>
         </w:rPr>
       </w:pPr>
-      <w:bookmarkStart w:id="16" w:name="_Toc237590862"/>
+      <w:bookmarkStart w:id="16" w:name="_Toc237859777"/>
       <w:r>
         <w:rPr>
           <w:rFonts w:eastAsiaTheme="minorEastAsia"/>
@@ -8810,7 +9107,7 @@
           <w:rFonts w:eastAsiaTheme="minorEastAsia"/>
         </w:rPr>
       </w:pPr>
-      <w:bookmarkStart w:id="18" w:name="_Toc237590863"/>
+      <w:bookmarkStart w:id="18" w:name="_Toc237859778"/>
       <w:r>
         <w:rPr>
           <w:rFonts w:eastAsiaTheme="minorEastAsia"/>
@@ -8888,7 +9185,7 @@
           <w:szCs w:val="30"/>
         </w:rPr>
       </w:pPr>
-      <w:bookmarkStart w:id="19" w:name="_Toc237590864"/>
+      <w:bookmarkStart w:id="19" w:name="_Toc237859779"/>
       <w:r>
         <w:rPr>
           <w:sz w:val="30"/>
@@ -8903,7 +9200,7 @@
       <w:pPr>
         <w:pStyle w:val="Heading2"/>
       </w:pPr>
-      <w:bookmarkStart w:id="20" w:name="_Toc237590865"/>
+      <w:bookmarkStart w:id="20" w:name="_Toc237859780"/>
       <w:r>
         <w:t>4.1 Domain Modelling</w:t>
       </w:r>
@@ -8938,7 +9235,7 @@
                     <pic:cNvPicPr/>
                   </pic:nvPicPr>
                   <pic:blipFill>
-                    <a:blip r:embed="rId12"/>
+                    <a:blip r:embed="rId13"/>
                     <a:stretch>
                       <a:fillRect/>
                     </a:stretch>
@@ -8979,7 +9276,7 @@
           <w:szCs w:val="26"/>
         </w:rPr>
       </w:pPr>
-      <w:bookmarkStart w:id="21" w:name="_Toc237590866"/>
+      <w:bookmarkStart w:id="21" w:name="_Toc237859781"/>
       <w:r>
         <w:rPr>
           <w:sz w:val="26"/>
@@ -9068,7 +9365,7 @@
       <w:pPr>
         <w:pStyle w:val="Heading2"/>
       </w:pPr>
-      <w:bookmarkStart w:id="22" w:name="_Toc237590867"/>
+      <w:bookmarkStart w:id="22" w:name="_Toc237859782"/>
       <w:r>
         <w:t>4.2 Design Artifacts</w:t>
       </w:r>
@@ -9076,15 +9373,7 @@
     </w:p>
     <w:p>
       <w:r>
-        <w:t xml:space="preserve">The design class diagram below extends the domain model with implementation-level detail: attribute data types, primary/foreign keys, access specifiers, and the operations each class exposes. Attributes are private (-) and exposed through public (+) methods, following standard encapsulation practice; Booking.UpdateStatus() is marked protected (#) since status transitions should only be triggered internally (e.g. by </w:t>
-      </w:r>
-      <w:proofErr w:type="gramStart"/>
-      <w:r>
-        <w:t>CancelBooking(</w:t>
-      </w:r>
-      <w:proofErr w:type="gramEnd"/>
-      <w:r>
-        <w:t>) or the checkout process) rather than set directly from outside the class. Naming follows PascalCase to match the C# implementation and the ERD in Section 6.</w:t>
+        <w:t>The design class diagram below extends the domain model with implementation-level detail: attribute data types, primary/foreign keys, access specifiers, and the operations each class exposes. Attributes are private (-) and exposed through public (+) methods, following standard encapsulation practice; Booking.UpdateStatus() is marked protected (#) since status transitions should only be triggered internally (e.g. by CancelBooking() or the checkout process) rather than set directly from outside the class. Naming follows PascalCase to match the C# implementation and the ERD in Section 6.</w:t>
       </w:r>
     </w:p>
     <w:p>
@@ -9112,7 +9401,7 @@
                     <pic:cNvPicPr/>
                   </pic:nvPicPr>
                   <pic:blipFill>
-                    <a:blip r:embed="rId13"/>
+                    <a:blip r:embed="rId14"/>
                     <a:stretch>
                       <a:fillRect/>
                     </a:stretch>
@@ -9153,7 +9442,7 @@
           <w:szCs w:val="26"/>
         </w:rPr>
       </w:pPr>
-      <w:bookmarkStart w:id="23" w:name="_Toc237590868"/>
+      <w:bookmarkStart w:id="23" w:name="_Toc237859783"/>
       <w:r>
         <w:rPr>
           <w:sz w:val="26"/>
@@ -9191,7 +9480,7 @@
           <w:szCs w:val="30"/>
         </w:rPr>
       </w:pPr>
-      <w:bookmarkStart w:id="24" w:name="_Toc237590869"/>
+      <w:bookmarkStart w:id="24" w:name="_Toc237859784"/>
       <w:r>
         <w:rPr>
           <w:sz w:val="30"/>
@@ -9206,7 +9495,7 @@
       <w:pPr>
         <w:pStyle w:val="Heading2"/>
       </w:pPr>
-      <w:bookmarkStart w:id="25" w:name="_Toc237590870"/>
+      <w:bookmarkStart w:id="25" w:name="_Toc237859785"/>
       <w:r>
         <w:t>5.1 Sequence Diagram — Create Booking</w:t>
       </w:r>
@@ -9230,83 +9519,6 @@
             <wp:extent cx="3619500" cy="4019550"/>
             <wp:effectExtent l="0" t="0" r="0" b="0"/>
             <wp:docPr id="1" name="Picture 1"/>
-            <wp:cNvGraphicFramePr>
-              <a:graphicFrameLocks xmlns:a="http://schemas.openxmlformats.org/drawingml/2006/main" noChangeAspect="1"/>
-            </wp:cNvGraphicFramePr>
-            <a:graphic xmlns:a="http://schemas.openxmlformats.org/drawingml/2006/main">
-              <a:graphicData uri="http://schemas.openxmlformats.org/drawingml/2006/picture">
-                <pic:pic xmlns:pic="http://schemas.openxmlformats.org/drawingml/2006/picture">
-                  <pic:nvPicPr>
-                    <pic:cNvPr id="0" name=""/>
-                    <pic:cNvPicPr>
-                      <a:picLocks noChangeAspect="1" noChangeArrowheads="1"/>
-                    </pic:cNvPicPr>
-                  </pic:nvPicPr>
-                  <pic:blipFill>
-                    <a:blip r:embed="rId14"/>
-                    <a:srcRect/>
-                    <a:stretch>
-                      <a:fillRect/>
-                    </a:stretch>
-                  </pic:blipFill>
-                  <pic:spPr bwMode="auto">
-                    <a:xfrm>
-                      <a:off x="0" y="0"/>
-                      <a:ext cx="3619500" cy="4019550"/>
-                    </a:xfrm>
-                    <a:prstGeom prst="rect">
-                      <a:avLst/>
-                    </a:prstGeom>
-                  </pic:spPr>
-                </pic:pic>
-              </a:graphicData>
-            </a:graphic>
-          </wp:inline>
-        </w:drawing>
-      </w:r>
-    </w:p>
-    <w:p>
-      <w:pPr>
-        <w:spacing w:before="100"/>
-        <w:jc w:val="center"/>
-      </w:pPr>
-      <w:r>
-        <w:rPr>
-          <w:i/>
-          <w:iCs/>
-        </w:rPr>
-        <w:t>Figure 3: Sequence diagram — Create Booking</w:t>
-      </w:r>
-    </w:p>
-    <w:p>
-      <w:pPr>
-        <w:pStyle w:val="Heading2"/>
-      </w:pPr>
-      <w:bookmarkStart w:id="26" w:name="_Toc237590871"/>
-      <w:r>
-        <w:t>5.2 State Diagram — Booking Status</w:t>
-      </w:r>
-      <w:bookmarkEnd w:id="26"/>
-    </w:p>
-    <w:p>
-      <w:r>
-        <w:t>The state diagram below shows the lifecycle of a Booking's status attribute. A booking starts as Pending once submitted by the customer, moves to Confirmed once the barber/system confirms availability, and ends in one of three terminal states: Completed (the service was delivered), Cancelled (cancelled by either party, at any stage before completion), or No-Show (the customer did not arrive for a Confirmed booking).</w:t>
-      </w:r>
-    </w:p>
-    <w:p>
-      <w:pPr>
-        <w:jc w:val="center"/>
-      </w:pPr>
-      <w:r>
-        <w:rPr>
-          <w:noProof/>
-        </w:rPr>
-        <w:lastRenderedPageBreak/>
-        <w:drawing>
-          <wp:inline distT="0" distB="0" distL="0" distR="0" wp14:anchorId="19275D7F" wp14:editId="163A8D75">
-            <wp:extent cx="4191000" cy="3419475"/>
-            <wp:effectExtent l="0" t="0" r="0" b="0"/>
-            <wp:docPr id="1251877120" name="Picture 1251877120"/>
             <wp:cNvGraphicFramePr>
               <a:graphicFrameLocks xmlns:a="http://schemas.openxmlformats.org/drawingml/2006/main" noChangeAspect="1"/>
             </wp:cNvGraphicFramePr>
@@ -9329,6 +9541,83 @@
                   <pic:spPr bwMode="auto">
                     <a:xfrm>
                       <a:off x="0" y="0"/>
+                      <a:ext cx="3619500" cy="4019550"/>
+                    </a:xfrm>
+                    <a:prstGeom prst="rect">
+                      <a:avLst/>
+                    </a:prstGeom>
+                  </pic:spPr>
+                </pic:pic>
+              </a:graphicData>
+            </a:graphic>
+          </wp:inline>
+        </w:drawing>
+      </w:r>
+    </w:p>
+    <w:p>
+      <w:pPr>
+        <w:spacing w:before="100"/>
+        <w:jc w:val="center"/>
+      </w:pPr>
+      <w:r>
+        <w:rPr>
+          <w:i/>
+          <w:iCs/>
+        </w:rPr>
+        <w:t>Figure 3: Sequence diagram — Create Booking</w:t>
+      </w:r>
+    </w:p>
+    <w:p>
+      <w:pPr>
+        <w:pStyle w:val="Heading2"/>
+      </w:pPr>
+      <w:bookmarkStart w:id="26" w:name="_Toc237859786"/>
+      <w:r>
+        <w:t>5.2 State Diagram — Booking Status</w:t>
+      </w:r>
+      <w:bookmarkEnd w:id="26"/>
+    </w:p>
+    <w:p>
+      <w:r>
+        <w:t>The state diagram below shows the lifecycle of a Booking's status attribute. A booking starts as Pending once submitted by the customer, moves to Confirmed once the barber/system confirms availability, and ends in one of three terminal states: Completed (the service was delivered), Cancelled (cancelled by either party, at any stage before completion), or No-Show (the customer did not arrive for a Confirmed booking).</w:t>
+      </w:r>
+    </w:p>
+    <w:p>
+      <w:pPr>
+        <w:jc w:val="center"/>
+      </w:pPr>
+      <w:r>
+        <w:rPr>
+          <w:noProof/>
+        </w:rPr>
+        <w:lastRenderedPageBreak/>
+        <w:drawing>
+          <wp:inline distT="0" distB="0" distL="0" distR="0" wp14:anchorId="19275D7F" wp14:editId="163A8D75">
+            <wp:extent cx="4191000" cy="3419475"/>
+            <wp:effectExtent l="0" t="0" r="0" b="0"/>
+            <wp:docPr id="1251877120" name="Picture 1251877120"/>
+            <wp:cNvGraphicFramePr>
+              <a:graphicFrameLocks xmlns:a="http://schemas.openxmlformats.org/drawingml/2006/main" noChangeAspect="1"/>
+            </wp:cNvGraphicFramePr>
+            <a:graphic xmlns:a="http://schemas.openxmlformats.org/drawingml/2006/main">
+              <a:graphicData uri="http://schemas.openxmlformats.org/drawingml/2006/picture">
+                <pic:pic xmlns:pic="http://schemas.openxmlformats.org/drawingml/2006/picture">
+                  <pic:nvPicPr>
+                    <pic:cNvPr id="0" name=""/>
+                    <pic:cNvPicPr>
+                      <a:picLocks noChangeAspect="1" noChangeArrowheads="1"/>
+                    </pic:cNvPicPr>
+                  </pic:nvPicPr>
+                  <pic:blipFill>
+                    <a:blip r:embed="rId16"/>
+                    <a:srcRect/>
+                    <a:stretch>
+                      <a:fillRect/>
+                    </a:stretch>
+                  </pic:blipFill>
+                  <pic:spPr bwMode="auto">
+                    <a:xfrm>
+                      <a:off x="0" y="0"/>
                       <a:ext cx="4191000" cy="3419475"/>
                     </a:xfrm>
                     <a:prstGeom prst="rect">
@@ -9359,7 +9648,7 @@
       <w:pPr>
         <w:pStyle w:val="Heading2"/>
       </w:pPr>
-      <w:bookmarkStart w:id="27" w:name="_Toc237590872"/>
+      <w:bookmarkStart w:id="27" w:name="_Toc237859787"/>
       <w:r>
         <w:t>5.3 Deployment Plan</w:t>
       </w:r>
@@ -9404,7 +9693,7 @@
       <w:pPr>
         <w:pStyle w:val="Heading1"/>
       </w:pPr>
-      <w:bookmarkStart w:id="28" w:name="_Toc237590873"/>
+      <w:bookmarkStart w:id="28" w:name="_Toc237859788"/>
       <w:r>
         <w:lastRenderedPageBreak/>
         <w:t>6. Data Schema</w:t>
@@ -9415,7 +9704,7 @@
       <w:pPr>
         <w:pStyle w:val="Heading2"/>
       </w:pPr>
-      <w:bookmarkStart w:id="29" w:name="_Toc237590874"/>
+      <w:bookmarkStart w:id="29" w:name="_Toc237859789"/>
       <w:r>
         <w:t>6.1 Choice of Technology</w:t>
       </w:r>
@@ -9460,7 +9749,7 @@
       <w:pPr>
         <w:pStyle w:val="Heading2"/>
       </w:pPr>
-      <w:bookmarkStart w:id="30" w:name="_Toc237590875"/>
+      <w:bookmarkStart w:id="30" w:name="_Toc237859790"/>
       <w:r>
         <w:t>6.2 Entity Relationship Diagram</w:t>
       </w:r>
@@ -9496,7 +9785,7 @@
                     <pic:cNvPicPr/>
                   </pic:nvPicPr>
                   <pic:blipFill>
-                    <a:blip r:embed="rId16"/>
+                    <a:blip r:embed="rId17"/>
                     <a:stretch>
                       <a:fillRect/>
                     </a:stretch>
@@ -9544,7 +9833,7 @@
       <w:pPr>
         <w:pStyle w:val="Heading2"/>
       </w:pPr>
-      <w:bookmarkStart w:id="31" w:name="_Toc237590876"/>
+      <w:bookmarkStart w:id="31" w:name="_Toc237859791"/>
       <w:r>
         <w:t>6.3 Schema Description</w:t>
       </w:r>
@@ -9651,7 +9940,7 @@
           <w:szCs w:val="30"/>
         </w:rPr>
       </w:pPr>
-      <w:bookmarkStart w:id="32" w:name="_Toc237590877"/>
+      <w:bookmarkStart w:id="32" w:name="_Toc237859792"/>
       <w:r>
         <w:rPr>
           <w:sz w:val="30"/>
@@ -9666,7 +9955,7 @@
       <w:pPr>
         <w:pStyle w:val="Heading2"/>
       </w:pPr>
-      <w:bookmarkStart w:id="33" w:name="_Toc237590878"/>
+      <w:bookmarkStart w:id="33" w:name="_Toc237859793"/>
       <w:r>
         <w:t>7.1 Design Patterns</w:t>
       </w:r>
@@ -9687,7 +9976,7 @@
       <w:pPr>
         <w:pStyle w:val="Heading3"/>
       </w:pPr>
-      <w:bookmarkStart w:id="34" w:name="_Toc237590879"/>
+      <w:bookmarkStart w:id="34" w:name="_Toc237859794"/>
       <w:r>
         <w:t>7.1.1 Repository Pattern</w:t>
       </w:r>
@@ -9702,7 +9991,7 @@
       <w:pPr>
         <w:pStyle w:val="Heading3"/>
       </w:pPr>
-      <w:bookmarkStart w:id="35" w:name="_Toc237590880"/>
+      <w:bookmarkStart w:id="35" w:name="_Toc237859795"/>
       <w:r>
         <w:t>7.1.2 Unit of Work Pattern</w:t>
       </w:r>
@@ -9723,7 +10012,7 @@
       <w:pPr>
         <w:pStyle w:val="Heading3"/>
       </w:pPr>
-      <w:bookmarkStart w:id="36" w:name="_Toc237590881"/>
+      <w:bookmarkStart w:id="36" w:name="_Toc237859796"/>
       <w:r>
         <w:t>7.1.3 Factory Pattern</w:t>
       </w:r>
@@ -9746,7 +10035,7 @@
       <w:pPr>
         <w:pStyle w:val="Heading3"/>
       </w:pPr>
-      <w:bookmarkStart w:id="37" w:name="_Toc237590882"/>
+      <w:bookmarkStart w:id="37" w:name="_Toc237859797"/>
       <w:r>
         <w:t>7.1.4 Strategy Pattern</w:t>
       </w:r>
@@ -9765,7 +10054,7 @@
       <w:pPr>
         <w:pStyle w:val="Heading3"/>
       </w:pPr>
-      <w:bookmarkStart w:id="38" w:name="_Toc237590883"/>
+      <w:bookmarkStart w:id="38" w:name="_Toc237859798"/>
       <w:r>
         <w:t>7.1.5 Observer Pattern</w:t>
       </w:r>
@@ -9780,7 +10069,7 @@
       <w:pPr>
         <w:pStyle w:val="Heading2"/>
       </w:pPr>
-      <w:bookmarkStart w:id="39" w:name="_Toc237590884"/>
+      <w:bookmarkStart w:id="39" w:name="_Toc237859799"/>
       <w:r>
         <w:t>7.2 Architecture Patterns</w:t>
       </w:r>
@@ -9790,7 +10079,7 @@
       <w:pPr>
         <w:pStyle w:val="Heading3"/>
       </w:pPr>
-      <w:bookmarkStart w:id="40" w:name="_Toc237590885"/>
+      <w:bookmarkStart w:id="40" w:name="_Toc237859800"/>
       <w:r>
         <w:t>7.2.1 Model-View-Controller (MVC)</w:t>
       </w:r>
@@ -9843,7 +10132,7 @@
                     </pic:cNvPicPr>
                   </pic:nvPicPr>
                   <pic:blipFill>
-                    <a:blip r:embed="rId17"/>
+                    <a:blip r:embed="rId18"/>
                     <a:srcRect/>
                     <a:stretch>
                       <a:fillRect/>
@@ -9901,7 +10190,7 @@
       <w:pPr>
         <w:pStyle w:val="Heading3"/>
       </w:pPr>
-      <w:bookmarkStart w:id="41" w:name="_Toc237590886"/>
+      <w:bookmarkStart w:id="41" w:name="_Toc237859801"/>
       <w:r>
         <w:t>7.2.2 Layered (N-Tier) Architecture</w:t>
       </w:r>
@@ -9932,7 +10221,7 @@
       <w:pPr>
         <w:pStyle w:val="Heading2"/>
       </w:pPr>
-      <w:bookmarkStart w:id="42" w:name="_Toc237590887"/>
+      <w:bookmarkStart w:id="42" w:name="_Toc237859802"/>
       <w:r>
         <w:t>7.3 Cloud Architecture</w:t>
       </w:r>
@@ -9967,7 +10256,7 @@
                     <pic:cNvPicPr/>
                   </pic:nvPicPr>
                   <pic:blipFill>
-                    <a:blip r:embed="rId18"/>
+                    <a:blip r:embed="rId19"/>
                     <a:stretch>
                       <a:fillRect/>
                     </a:stretch>
@@ -10039,7 +10328,7 @@
           <w:szCs w:val="30"/>
         </w:rPr>
       </w:pPr>
-      <w:bookmarkStart w:id="43" w:name="_Toc237590888"/>
+      <w:bookmarkStart w:id="43" w:name="_Toc237859803"/>
       <w:r>
         <w:rPr>
           <w:sz w:val="30"/>
@@ -10059,7 +10348,7 @@
       <w:pPr>
         <w:pStyle w:val="Heading2"/>
       </w:pPr>
-      <w:bookmarkStart w:id="44" w:name="_Toc237590889"/>
+      <w:bookmarkStart w:id="44" w:name="_Toc237859804"/>
       <w:r>
         <w:t>8.1 Network Security</w:t>
       </w:r>
@@ -10084,7 +10373,7 @@
       <w:pPr>
         <w:pStyle w:val="Heading2"/>
       </w:pPr>
-      <w:bookmarkStart w:id="45" w:name="_Toc237590890"/>
+      <w:bookmarkStart w:id="45" w:name="_Toc237859805"/>
       <w:r>
         <w:t>8.2 Authentication and Authorisation</w:t>
       </w:r>
@@ -10104,7 +10393,7 @@
       <w:pPr>
         <w:pStyle w:val="Heading2"/>
       </w:pPr>
-      <w:bookmarkStart w:id="46" w:name="_Toc237590891"/>
+      <w:bookmarkStart w:id="46" w:name="_Toc237859806"/>
       <w:r>
         <w:t>8.3 Common Vulnerabilities and Mitigations</w:t>
       </w:r>
@@ -10129,7 +10418,7 @@
       <w:pPr>
         <w:pStyle w:val="Heading2"/>
       </w:pPr>
-      <w:bookmarkStart w:id="47" w:name="_Toc237590892"/>
+      <w:bookmarkStart w:id="47" w:name="_Toc237859807"/>
       <w:r>
         <w:t>8.4 Cross-Site Scripting (XSS) Prevention</w:t>
       </w:r>
@@ -10166,7 +10455,7 @@
       <w:pPr>
         <w:pStyle w:val="Heading2"/>
       </w:pPr>
-      <w:bookmarkStart w:id="48" w:name="_Toc237590893"/>
+      <w:bookmarkStart w:id="48" w:name="_Toc237859808"/>
       <w:r>
         <w:t>8.5 Data Protection</w:t>
       </w:r>
@@ -10186,7 +10475,7 @@
       <w:pPr>
         <w:pStyle w:val="Heading2"/>
       </w:pPr>
-      <w:bookmarkStart w:id="49" w:name="_Toc237590894"/>
+      <w:bookmarkStart w:id="49" w:name="_Toc237859809"/>
       <w:r>
         <w:t>8.6 QR Code Implementation</w:t>
       </w:r>
@@ -10249,7 +10538,7 @@
       <w:pPr>
         <w:pStyle w:val="Heading2"/>
       </w:pPr>
-      <w:bookmarkStart w:id="50" w:name="_Toc237590895"/>
+      <w:bookmarkStart w:id="50" w:name="_Toc237859810"/>
       <w:r>
         <w:t>8.7 Biometric Authentication (Future Consideration)</w:t>
       </w:r>
@@ -10323,7 +10612,7 @@
           <w:szCs w:val="30"/>
         </w:rPr>
       </w:pPr>
-      <w:bookmarkStart w:id="51" w:name="_Toc237590896"/>
+      <w:bookmarkStart w:id="51" w:name="_Toc237859811"/>
       <w:r>
         <w:rPr>
           <w:sz w:val="30"/>
@@ -10343,7 +10632,7 @@
       <w:pPr>
         <w:pStyle w:val="Heading2"/>
       </w:pPr>
-      <w:bookmarkStart w:id="52" w:name="_Toc237590897"/>
+      <w:bookmarkStart w:id="52" w:name="_Toc237859812"/>
       <w:r>
         <w:t>9.1 Branching Strategy and Development Flow</w:t>
       </w:r>
@@ -10378,7 +10667,7 @@
       <w:pPr>
         <w:pStyle w:val="Heading2"/>
       </w:pPr>
-      <w:bookmarkStart w:id="53" w:name="_Toc237590898"/>
+      <w:bookmarkStart w:id="53" w:name="_Toc237859813"/>
       <w:r>
         <w:t>9.2 Automated Testing</w:t>
       </w:r>
@@ -10393,7 +10682,7 @@
       <w:pPr>
         <w:pStyle w:val="Heading2"/>
       </w:pPr>
-      <w:bookmarkStart w:id="54" w:name="_Toc237590899"/>
+      <w:bookmarkStart w:id="54" w:name="_Toc237859814"/>
       <w:r>
         <w:t>9.3 GitHub Actions Pipeline</w:t>
       </w:r>
@@ -10429,7 +10718,7 @@
                     <pic:cNvPicPr/>
                   </pic:nvPicPr>
                   <pic:blipFill>
-                    <a:blip r:embed="rId19"/>
+                    <a:blip r:embed="rId20"/>
                     <a:stretch>
                       <a:fillRect/>
                     </a:stretch>
@@ -10491,7 +10780,7 @@
           <w:szCs w:val="30"/>
         </w:rPr>
       </w:pPr>
-      <w:bookmarkStart w:id="55" w:name="_Toc237590900"/>
+      <w:bookmarkStart w:id="55" w:name="_Toc237859815"/>
       <w:r>
         <w:rPr>
           <w:sz w:val="30"/>
@@ -10511,7 +10800,7 @@
       <w:pPr>
         <w:pStyle w:val="Heading2"/>
       </w:pPr>
-      <w:bookmarkStart w:id="56" w:name="_Toc237590901"/>
+      <w:bookmarkStart w:id="56" w:name="_Toc237859816"/>
       <w:r>
         <w:t>10.1 Monthly Running Costs (Current Scale)</w:t>
       </w:r>
@@ -10872,7 +11161,7 @@
       <w:pPr>
         <w:pStyle w:val="Heading2"/>
       </w:pPr>
-      <w:bookmarkStart w:id="57" w:name="_Toc237590902"/>
+      <w:bookmarkStart w:id="57" w:name="_Toc237859817"/>
       <w:r>
         <w:t>10.2 Cost at Scale</w:t>
       </w:r>
@@ -11104,7 +11393,7 @@
       <w:pPr>
         <w:pStyle w:val="Heading2"/>
       </w:pPr>
-      <w:bookmarkStart w:id="58" w:name="_Toc237590903"/>
+      <w:bookmarkStart w:id="58" w:name="_Toc237859818"/>
       <w:r>
         <w:t>10.3 Two-Year Growth Projection</w:t>
       </w:r>
@@ -11132,7 +11421,7 @@
           <w:szCs w:val="30"/>
         </w:rPr>
       </w:pPr>
-      <w:bookmarkStart w:id="59" w:name="_Toc237590904"/>
+      <w:bookmarkStart w:id="59" w:name="_Toc237859819"/>
       <w:r>
         <w:rPr>
           <w:sz w:val="30"/>
@@ -11147,7 +11436,7 @@
       <w:pPr>
         <w:pStyle w:val="Heading2"/>
       </w:pPr>
-      <w:bookmarkStart w:id="60" w:name="_Toc237590905"/>
+      <w:bookmarkStart w:id="60" w:name="_Toc237859820"/>
       <w:r>
         <w:t>11.1 Organisational Adoption</w:t>
       </w:r>
@@ -11173,7 +11462,7 @@
       <w:pPr>
         <w:pStyle w:val="Heading2"/>
       </w:pPr>
-      <w:bookmarkStart w:id="61" w:name="_Toc237590906"/>
+      <w:bookmarkStart w:id="61" w:name="_Toc237859821"/>
       <w:r>
         <w:t>11.2 Customer Adoption</w:t>
       </w:r>
@@ -11193,7 +11482,7 @@
       <w:pPr>
         <w:pStyle w:val="Heading2"/>
       </w:pPr>
-      <w:bookmarkStart w:id="62" w:name="_Toc237590907"/>
+      <w:bookmarkStart w:id="62" w:name="_Toc237859822"/>
       <w:r>
         <w:t>11.3 Handover and Transition Timeline</w:t>
       </w:r>
@@ -11218,7 +11507,7 @@
       <w:pPr>
         <w:pStyle w:val="Heading2"/>
       </w:pPr>
-      <w:bookmarkStart w:id="63" w:name="_Toc237590908"/>
+      <w:bookmarkStart w:id="63" w:name="_Toc237859823"/>
       <w:r>
         <w:t>11.4 Future Enhancements</w:t>
       </w:r>
@@ -11231,15 +11520,7 @@
     </w:p>
     <w:p>
       <w:r>
-        <w:t>Loyalty/points system: flagged during early planning as a potential future enhancement to reward repeat customers. Not included in the current domain model (Section 4) or ERD (Section 6</w:t>
-      </w:r>
-      <w:proofErr w:type="gramStart"/>
-      <w:r>
-        <w:t>), and</w:t>
-      </w:r>
-      <w:proofErr w:type="gramEnd"/>
-      <w:r>
-        <w:t xml:space="preserve"> would require client confirmation before being scoped into a future phase.</w:t>
+        <w:t>Loyalty/points system: flagged during early planning as a potential future enhancement to reward repeat customers. Not included in the current domain model (Section 4) or ERD (Section 6), and would require client confirmation before being scoped into a future phase.</w:t>
       </w:r>
     </w:p>
     <w:p>
@@ -11255,6 +11536,7 @@
         <w:t>/passkey (device-based) authentication in a future phase, pending client interest — not part of the current implementation.</w:t>
       </w:r>
     </w:p>
+    <w:p/>
     <w:p>
       <w:r>
         <w:br w:type="page"/>
@@ -11264,12 +11546,51 @@
       <w:pPr>
         <w:pStyle w:val="Heading1"/>
       </w:pPr>
-      <w:bookmarkStart w:id="64" w:name="_Toc237590909"/>
+      <w:bookmarkStart w:id="64" w:name="_Toc237859824"/>
+      <w:r>
+        <w:lastRenderedPageBreak/>
+        <w:t>12. Prototype</w:t>
+      </w:r>
+      <w:bookmarkEnd w:id="64"/>
+    </w:p>
+    <w:p>
+      <w:r>
+        <w:t>The following is a link to the prototype hosted using GitHub pages</w:t>
+      </w:r>
+    </w:p>
+    <w:p>
+      <w:pPr>
+        <w:pStyle w:val="Heading2"/>
+      </w:pPr>
+      <w:bookmarkStart w:id="65" w:name="_Toc237859825"/>
+      <w:r>
+        <w:t>12.1. GitHub pages hyperlink</w:t>
+      </w:r>
+      <w:bookmarkEnd w:id="65"/>
+    </w:p>
+    <w:p>
+      <w:pPr>
+        <w:pStyle w:val="Strong1"/>
+      </w:pPr>
+      <w:r>
+        <w:t>https://kaehil-i.github.io/kinsmen-barbershop/kinsmen_prototype.html</w:t>
+      </w:r>
+    </w:p>
+    <w:p>
+      <w:r>
+        <w:br w:type="page"/>
+      </w:r>
+    </w:p>
+    <w:p>
+      <w:pPr>
+        <w:pStyle w:val="Heading1"/>
+      </w:pPr>
+      <w:bookmarkStart w:id="66" w:name="_Toc237859826"/>
       <w:r>
         <w:lastRenderedPageBreak/>
         <w:t>References</w:t>
       </w:r>
-      <w:bookmarkEnd w:id="64"/>
+      <w:bookmarkEnd w:id="66"/>
     </w:p>
     <w:p>
       <w:r>
@@ -11415,22 +11736,22 @@
       <w:pPr>
         <w:pStyle w:val="Heading1"/>
       </w:pPr>
-      <w:bookmarkStart w:id="65" w:name="_Toc237590910"/>
+      <w:bookmarkStart w:id="67" w:name="_Toc237859827"/>
       <w:r>
         <w:lastRenderedPageBreak/>
         <w:t>Appendices</w:t>
       </w:r>
-      <w:bookmarkEnd w:id="65"/>
+      <w:bookmarkEnd w:id="67"/>
     </w:p>
     <w:p>
       <w:pPr>
         <w:pStyle w:val="Heading2"/>
       </w:pPr>
-      <w:bookmarkStart w:id="66" w:name="_Toc237590911"/>
+      <w:bookmarkStart w:id="68" w:name="_Toc237859828"/>
       <w:r>
         <w:t>Annexure A – Declaration of Authenticity</w:t>
       </w:r>
-      <w:bookmarkEnd w:id="66"/>
+      <w:bookmarkEnd w:id="68"/>
     </w:p>
     <w:p>
       <w:pPr>
@@ -11506,7 +11827,7 @@
                 <wp:cNvGraphicFramePr/>
                 <a:graphic xmlns:a="http://schemas.openxmlformats.org/drawingml/2006/main">
                   <a:graphicData uri="http://schemas.microsoft.com/office/word/2010/wordprocessingInk">
-                    <w14:contentPart bwMode="auto" r:id="rId20">
+                    <w14:contentPart bwMode="auto" r:id="rId21">
                       <w14:nvContentPartPr>
                         <w14:cNvContentPartPr/>
                       </w14:nvContentPartPr>
@@ -11542,7 +11863,7 @@
                 <o:lock v:ext="edit" aspectratio="t"/>
               </v:shapetype>
               <v:shape id="Ink 9" o:spid="_x0000_s1026" type="#_x0000_t75" style="position:absolute;margin-left:108.45pt;margin-top:7.95pt;width:64.35pt;height:27.05pt;z-index:251662336;visibility:visible;mso-wrap-style:square;mso-wrap-distance-left:9pt;mso-wrap-distance-top:0;mso-wrap-distance-right:9pt;mso-wrap-distance-bottom:0;mso-position-horizontal:absolute;mso-position-horizontal-relative:text;mso-position-vertical:absolute;mso-position-vertical-relative:text" o:gfxdata="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">
-                <v:imagedata r:id="rId21" o:title=""/>
+                <v:imagedata r:id="rId22" o:title=""/>
               </v:shape>
             </w:pict>
           </mc:Fallback>
@@ -11583,7 +11904,7 @@
                 <wp:cNvGraphicFramePr/>
                 <a:graphic xmlns:a="http://schemas.openxmlformats.org/drawingml/2006/main">
                   <a:graphicData uri="http://schemas.microsoft.com/office/word/2010/wordprocessingInk">
-                    <w14:contentPart bwMode="auto" r:id="rId22">
+                    <w14:contentPart bwMode="auto" r:id="rId23">
                       <w14:nvContentPartPr>
                         <w14:cNvContentPartPr/>
                       </w14:nvContentPartPr>
@@ -11600,7 +11921,7 @@
           <mc:Fallback>
             <w:pict>
               <v:shape w14:anchorId="47FFC533" id="Ink 10" o:spid="_x0000_s1026" type="#_x0000_t75" style="position:absolute;margin-left:123.1pt;margin-top:-6.7pt;width:12.9pt;height:17.85pt;z-index:251663360;visibility:visible;mso-wrap-style:square;mso-wrap-distance-left:9pt;mso-wrap-distance-top:0;mso-wrap-distance-right:9pt;mso-wrap-distance-bottom:0;mso-position-horizontal:absolute;mso-position-horizontal-relative:text;mso-position-vertical:absolute;mso-position-vertical-relative:text" o:gfxdata="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">
-                <v:imagedata r:id="rId23" o:title=""/>
+                <v:imagedata r:id="rId24" o:title=""/>
               </v:shape>
             </w:pict>
           </mc:Fallback>
@@ -11690,7 +12011,7 @@
                 <wp:cNvGraphicFramePr/>
                 <a:graphic xmlns:a="http://schemas.openxmlformats.org/drawingml/2006/main">
                   <a:graphicData uri="http://schemas.microsoft.com/office/word/2010/wordprocessingInk">
-                    <w14:contentPart bwMode="auto" r:id="rId24">
+                    <w14:contentPart bwMode="auto" r:id="rId25">
                       <w14:nvContentPartPr>
                         <w14:cNvContentPartPr/>
                       </w14:nvContentPartPr>
@@ -11707,7 +12028,7 @@
           <mc:Fallback>
             <w:pict>
               <v:shape w14:anchorId="57A71F53" id="Ink 8" o:spid="_x0000_s1026" type="#_x0000_t75" style="position:absolute;margin-left:431.45pt;margin-top:6.2pt;width:1.05pt;height:1.05pt;z-index:251661312;visibility:visible;mso-wrap-style:square;mso-wrap-distance-left:9pt;mso-wrap-distance-top:0;mso-wrap-distance-right:9pt;mso-wrap-distance-bottom:0;mso-position-horizontal:absolute;mso-position-horizontal-relative:text;mso-position-vertical:absolute;mso-position-vertical-relative:text" o:gfxdata="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">
-                <v:imagedata r:id="rId25" o:title=""/>
+                <v:imagedata r:id="rId26" o:title=""/>
               </v:shape>
             </w:pict>
           </mc:Fallback>
@@ -11735,7 +12056,7 @@
                 <wp:cNvGraphicFramePr/>
                 <a:graphic xmlns:a="http://schemas.openxmlformats.org/drawingml/2006/main">
                   <a:graphicData uri="http://schemas.microsoft.com/office/word/2010/wordprocessingInk">
-                    <w14:contentPart bwMode="auto" r:id="rId26">
+                    <w14:contentPart bwMode="auto" r:id="rId27">
                       <w14:nvContentPartPr>
                         <w14:cNvContentPartPr/>
                       </w14:nvContentPartPr>
@@ -11752,7 +12073,7 @@
           <mc:Fallback>
             <w:pict>
               <v:shape w14:anchorId="3AF3560B" id="Ink 7" o:spid="_x0000_s1026" type="#_x0000_t75" style="position:absolute;margin-left:125.45pt;margin-top:-16.3pt;width:75.3pt;height:33.25pt;z-index:251660288;visibility:visible;mso-wrap-style:square;mso-wrap-distance-left:9pt;mso-wrap-distance-top:0;mso-wrap-distance-right:9pt;mso-wrap-distance-bottom:0;mso-position-horizontal:absolute;mso-position-horizontal-relative:text;mso-position-vertical:absolute;mso-position-vertical-relative:text" o:gfxdata="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">
-                <v:imagedata r:id="rId27" o:title=""/>
+                <v:imagedata r:id="rId28" o:title=""/>
               </v:shape>
             </w:pict>
           </mc:Fallback>
@@ -11780,7 +12101,7 @@
                 <wp:cNvGraphicFramePr/>
                 <a:graphic xmlns:a="http://schemas.openxmlformats.org/drawingml/2006/main">
                   <a:graphicData uri="http://schemas.microsoft.com/office/word/2010/wordprocessingInk">
-                    <w14:contentPart bwMode="auto" r:id="rId28">
+                    <w14:contentPart bwMode="auto" r:id="rId29">
                       <w14:nvContentPartPr>
                         <w14:cNvContentPartPr/>
                       </w14:nvContentPartPr>
@@ -11797,7 +12118,7 @@
           <mc:Fallback>
             <w:pict>
               <v:shape w14:anchorId="3848A94D" id="Ink 5" o:spid="_x0000_s1026" type="#_x0000_t75" style="position:absolute;margin-left:125.05pt;margin-top:-5.95pt;width:67.1pt;height:16.1pt;z-index:251659264;visibility:visible;mso-wrap-style:square;mso-wrap-distance-left:9pt;mso-wrap-distance-top:0;mso-wrap-distance-right:9pt;mso-wrap-distance-bottom:0;mso-position-horizontal:absolute;mso-position-horizontal-relative:text;mso-position-vertical:absolute;mso-position-vertical-relative:text" o:gfxdata="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">
-                <v:imagedata r:id="rId29" o:title=""/>
+                <v:imagedata r:id="rId30" o:title=""/>
               </v:shape>
             </w:pict>
           </mc:Fallback>
@@ -11889,7 +12210,7 @@
                 <wp:cNvGraphicFramePr/>
                 <a:graphic xmlns:a="http://schemas.openxmlformats.org/drawingml/2006/main">
                   <a:graphicData uri="http://schemas.microsoft.com/office/word/2010/wordprocessingInk">
-                    <w14:contentPart bwMode="auto" r:id="rId30">
+                    <w14:contentPart bwMode="auto" r:id="rId31">
                       <w14:nvContentPartPr>
                         <w14:cNvContentPartPr/>
                       </w14:nvContentPartPr>
@@ -11906,7 +12227,7 @@
           <mc:Fallback>
             <w:pict>
               <v:shape w14:anchorId="463DD8F5" id="Ink 12" o:spid="_x0000_s1026" type="#_x0000_t75" style="position:absolute;margin-left:130.95pt;margin-top:1.15pt;width:75.65pt;height:37.4pt;z-index:251665408;visibility:visible;mso-wrap-style:square;mso-wrap-distance-left:9pt;mso-wrap-distance-top:0;mso-wrap-distance-right:9pt;mso-wrap-distance-bottom:0;mso-position-horizontal:absolute;mso-position-horizontal-relative:text;mso-position-vertical:absolute;mso-position-vertical-relative:text" o:gfxdata="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">
-                <v:imagedata r:id="rId31" o:title=""/>
+                <v:imagedata r:id="rId32" o:title=""/>
               </v:shape>
             </w:pict>
           </mc:Fallback>
@@ -11942,7 +12263,7 @@
                 <wp:cNvGraphicFramePr/>
                 <a:graphic xmlns:a="http://schemas.openxmlformats.org/drawingml/2006/main">
                   <a:graphicData uri="http://schemas.microsoft.com/office/word/2010/wordprocessingInk">
-                    <w14:contentPart bwMode="auto" r:id="rId32">
+                    <w14:contentPart bwMode="auto" r:id="rId33">
                       <w14:nvContentPartPr>
                         <w14:cNvContentPartPr/>
                       </w14:nvContentPartPr>
@@ -11959,7 +12280,7 @@
           <mc:Fallback>
             <w:pict>
               <v:shape w14:anchorId="3A7D7D72" id="Ink 11" o:spid="_x0000_s1026" type="#_x0000_t75" style="position:absolute;margin-left:127.7pt;margin-top:-14.2pt;width:27.05pt;height:47.3pt;z-index:251664384;visibility:visible;mso-wrap-style:square;mso-wrap-distance-left:9pt;mso-wrap-distance-top:0;mso-wrap-distance-right:9pt;mso-wrap-distance-bottom:0;mso-position-horizontal:absolute;mso-position-horizontal-relative:text;mso-position-vertical:absolute;mso-position-vertical-relative:text" o:gfxdata="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">
-                <v:imagedata r:id="rId33" o:title=""/>
+                <v:imagedata r:id="rId34" o:title=""/>
               </v:shape>
             </w:pict>
           </mc:Fallback>
@@ -12027,13 +12348,8 @@
         <w:t xml:space="preserve">STUDENT NAME: </w:t>
       </w:r>
       <w:r>
-        <w:t xml:space="preserve">Gregory </w:t>
-      </w:r>
-      <w:proofErr w:type="spellStart"/>
-      <w:r>
-        <w:t>Luyckfasseel</w:t>
-      </w:r>
-      <w:proofErr w:type="spellEnd"/>
+        <w:t>Gregory Luyckfasseel</w:t>
+      </w:r>
     </w:p>
     <w:p>
       <w:r>
@@ -12058,7 +12374,7 @@
                 <wp:cNvGraphicFramePr/>
                 <a:graphic xmlns:a="http://schemas.openxmlformats.org/drawingml/2006/main">
                   <a:graphicData uri="http://schemas.microsoft.com/office/word/2010/wordprocessingInk">
-                    <w14:contentPart bwMode="auto" r:id="rId34">
+                    <w14:contentPart bwMode="auto" r:id="rId35">
                       <w14:nvContentPartPr>
                         <w14:cNvContentPartPr/>
                       </w14:nvContentPartPr>
@@ -12075,7 +12391,7 @@
           <mc:Fallback>
             <w:pict>
               <v:shape w14:anchorId="1B6325E8" id="Ink 17" o:spid="_x0000_s1026" type="#_x0000_t75" style="position:absolute;margin-left:123.7pt;margin-top:-6.65pt;width:56.8pt;height:24.9pt;z-index:251668480;visibility:visible;mso-wrap-style:square;mso-wrap-distance-left:9pt;mso-wrap-distance-top:0;mso-wrap-distance-right:9pt;mso-wrap-distance-bottom:0;mso-position-horizontal:absolute;mso-position-horizontal-relative:text;mso-position-vertical:absolute;mso-position-vertical-relative:text" o:gfxdata="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">
-                <v:imagedata r:id="rId35" o:title=""/>
+                <v:imagedata r:id="rId36" o:title=""/>
               </v:shape>
             </w:pict>
           </mc:Fallback>
@@ -15062,12 +15378,7 @@
 </file>
 
 <file path=customXml/item2.xml><?xml version="1.0" encoding="utf-8"?>
-<?mso-contentType ?>
-<FormTemplates xmlns="http://schemas.microsoft.com/sharepoint/v3/contenttype/forms">
-  <Display>DocumentLibraryForm</Display>
-  <Edit>DocumentLibraryForm</Edit>
-  <New>DocumentLibraryForm</New>
-</FormTemplates>
+<b:Sources xmlns:b="http://schemas.openxmlformats.org/officeDocument/2006/bibliography" xmlns="http://schemas.openxmlformats.org/officeDocument/2006/bibliography" SelectedStyle="\APASixthEditionOfficeOnline.xsl" StyleName="APA" Version="6"/>
 </file>
 
 <file path=customXml/item3.xml><?xml version="1.0" encoding="utf-8"?>
@@ -15079,7 +15390,12 @@
 </file>
 
 <file path=customXml/item4.xml><?xml version="1.0" encoding="utf-8"?>
-<b:Sources xmlns:b="http://schemas.openxmlformats.org/officeDocument/2006/bibliography" xmlns="http://schemas.openxmlformats.org/officeDocument/2006/bibliography" SelectedStyle="\APASixthEditionOfficeOnline.xsl" StyleName="APA" Version="6"/>
+<?mso-contentType ?>
+<FormTemplates xmlns="http://schemas.microsoft.com/sharepoint/v3/contenttype/forms">
+  <Display>DocumentLibraryForm</Display>
+  <Edit>DocumentLibraryForm</Edit>
+  <New>DocumentLibraryForm</New>
+</FormTemplates>
 </file>
 
 <file path=customXml/itemProps1.xml><?xml version="1.0" encoding="utf-8"?>
@@ -15101,9 +15417,9 @@
 </file>
 
 <file path=customXml/itemProps2.xml><?xml version="1.0" encoding="utf-8"?>
-<ds:datastoreItem xmlns:ds="http://schemas.openxmlformats.org/officeDocument/2006/customXml" ds:itemID="{86B06FD2-BC8E-4D92-933E-D5B3E3EE0DB8}">
+<ds:datastoreItem xmlns:ds="http://schemas.openxmlformats.org/officeDocument/2006/customXml" ds:itemID="{9D4D98A1-1C38-401C-AB4F-1AEFA67C68AF}">
   <ds:schemaRefs>
-    <ds:schemaRef ds:uri="http://schemas.microsoft.com/sharepoint/v3/contenttype/forms"/>
+    <ds:schemaRef ds:uri="http://schemas.openxmlformats.org/officeDocument/2006/bibliography"/>
   </ds:schemaRefs>
 </ds:datastoreItem>
 </file>
@@ -15119,9 +15435,9 @@
 </file>
 
 <file path=customXml/itemProps4.xml><?xml version="1.0" encoding="utf-8"?>
-<ds:datastoreItem xmlns:ds="http://schemas.openxmlformats.org/officeDocument/2006/customXml" ds:itemID="{9D4D98A1-1C38-401C-AB4F-1AEFA67C68AF}">
+<ds:datastoreItem xmlns:ds="http://schemas.openxmlformats.org/officeDocument/2006/customXml" ds:itemID="{86B06FD2-BC8E-4D92-933E-D5B3E3EE0DB8}">
   <ds:schemaRefs>
-    <ds:schemaRef ds:uri="http://schemas.openxmlformats.org/officeDocument/2006/bibliography"/>
+    <ds:schemaRef ds:uri="http://schemas.microsoft.com/sharepoint/v3/contenttype/forms"/>
   </ds:schemaRefs>
 </ds:datastoreItem>
 </file>